--- a/doc/詞/宋朝/辛棄疾/辛棄疾-青玉案·元夕.docx
+++ b/doc/詞/宋朝/辛棄疾/辛棄疾-青玉案·元夕.docx
@@ -1,6 +1,6 @@
 
 <file path=word/document.xml><?xml version="1.0" encoding="utf-8"?>
-<w:document xmlns:wpc="http://schemas.microsoft.com/office/word/2010/wordprocessingCanvas" xmlns:cx="http://schemas.microsoft.com/office/drawing/2014/chartex" xmlns:cx1="http://schemas.microsoft.com/office/drawing/2015/9/8/chartex" xmlns:cx2="http://schemas.microsoft.com/office/drawing/2015/10/21/chartex" xmlns:cx3="http://schemas.microsoft.com/office/drawing/2016/5/9/chartex" xmlns:cx4="http://schemas.microsoft.com/office/drawing/2016/5/10/chartex" xmlns:cx5="http://schemas.microsoft.com/office/drawing/2016/5/11/chartex" xmlns:cx6="http://schemas.microsoft.com/office/drawing/2016/5/12/chartex" xmlns:cx7="http://schemas.microsoft.com/office/drawing/2016/5/13/chartex" xmlns:cx8="http://schemas.microsoft.com/office/drawing/2016/5/14/chartex" xmlns:mc="http://schemas.openxmlformats.org/markup-compatibility/2006" xmlns:aink="http://schemas.microsoft.com/office/drawing/2016/ink" xmlns:am3d="http://schemas.microsoft.com/office/drawing/2017/model3d" xmlns:o="urn:schemas-microsoft-com:office:office" xmlns:oel="http://schemas.microsoft.com/office/2019/extlst" xmlns:r="http://schemas.openxmlformats.org/officeDocument/2006/relationships" xmlns:m="http://schemas.openxmlformats.org/officeDocument/2006/math" xmlns:v="urn:schemas-microsoft-com:vml" xmlns:wp14="http://schemas.microsoft.com/office/word/2010/wordprocessingDrawing" xmlns:wp="http://schemas.openxmlformats.org/drawingml/2006/wordprocessingDrawing" xmlns:w10="urn:schemas-microsoft-com:office:word" xmlns:w="http://schemas.openxmlformats.org/wordprocessingml/2006/main" xmlns:w14="http://schemas.microsoft.com/office/word/2010/wordml" xmlns:w15="http://schemas.microsoft.com/office/word/2012/wordml" xmlns:w16cex="http://schemas.microsoft.com/office/word/2018/wordml/cex" xmlns:w16cid="http://schemas.microsoft.com/office/word/2016/wordml/cid" xmlns:w16="http://schemas.microsoft.com/office/word/2018/wordml" xmlns:w16du="http://schemas.microsoft.com/office/word/2023/wordml/word16du" xmlns:w16sdtdh="http://schemas.microsoft.com/office/word/2020/wordml/sdtdatahash" xmlns:w16se="http://schemas.microsoft.com/office/word/2015/wordml/symex" xmlns:wpg="http://schemas.microsoft.com/office/word/2010/wordprocessingGroup" xmlns:wpi="http://schemas.microsoft.com/office/word/2010/wordprocessingInk" xmlns:wne="http://schemas.microsoft.com/office/word/2006/wordml" xmlns:wps="http://schemas.microsoft.com/office/word/2010/wordprocessingShape" mc:Ignorable="w14 w15 w16se w16cid w16 w16cex w16sdtdh wp14">
+<w:document xmlns:wpc="http://schemas.microsoft.com/office/word/2010/wordprocessingCanvas" xmlns:cx="http://schemas.microsoft.com/office/drawing/2014/chartex" xmlns:cx1="http://schemas.microsoft.com/office/drawing/2015/9/8/chartex" xmlns:cx2="http://schemas.microsoft.com/office/drawing/2015/10/21/chartex" xmlns:cx3="http://schemas.microsoft.com/office/drawing/2016/5/9/chartex" xmlns:cx4="http://schemas.microsoft.com/office/drawing/2016/5/10/chartex" xmlns:cx5="http://schemas.microsoft.com/office/drawing/2016/5/11/chartex" xmlns:cx6="http://schemas.microsoft.com/office/drawing/2016/5/12/chartex" xmlns:cx7="http://schemas.microsoft.com/office/drawing/2016/5/13/chartex" xmlns:cx8="http://schemas.microsoft.com/office/drawing/2016/5/14/chartex" xmlns:mc="http://schemas.openxmlformats.org/markup-compatibility/2006" xmlns:aink="http://schemas.microsoft.com/office/drawing/2016/ink" xmlns:am3d="http://schemas.microsoft.com/office/drawing/2017/model3d" xmlns:o="urn:schemas-microsoft-com:office:office" xmlns:oel="http://schemas.microsoft.com/office/2019/extlst" xmlns:r="http://schemas.openxmlformats.org/officeDocument/2006/relationships" xmlns:m="http://schemas.openxmlformats.org/officeDocument/2006/math" xmlns:v="urn:schemas-microsoft-com:vml" xmlns:wp14="http://schemas.microsoft.com/office/word/2010/wordprocessingDrawing" xmlns:wp="http://schemas.openxmlformats.org/drawingml/2006/wordprocessingDrawing" xmlns:w10="urn:schemas-microsoft-com:office:word" xmlns:w="http://schemas.openxmlformats.org/wordprocessingml/2006/main" xmlns:w14="http://schemas.microsoft.com/office/word/2010/wordml" xmlns:w15="http://schemas.microsoft.com/office/word/2012/wordml" xmlns:w16cex="http://schemas.microsoft.com/office/word/2018/wordml/cex" xmlns:w16cid="http://schemas.microsoft.com/office/word/2016/wordml/cid" xmlns:w16="http://schemas.microsoft.com/office/word/2018/wordml" xmlns:w16du="http://schemas.microsoft.com/office/word/2023/wordml/word16du" xmlns:w16sdtdh="http://schemas.microsoft.com/office/word/2020/wordml/sdtdatahash" xmlns:w16sdtfl="http://schemas.microsoft.com/office/word/2024/wordml/sdtformatlock" xmlns:w16se="http://schemas.microsoft.com/office/word/2015/wordml/symex" xmlns:wpg="http://schemas.microsoft.com/office/word/2010/wordprocessingGroup" xmlns:wpi="http://schemas.microsoft.com/office/word/2010/wordprocessingInk" xmlns:wne="http://schemas.microsoft.com/office/word/2006/wordml" xmlns:wps="http://schemas.microsoft.com/office/word/2010/wordprocessingShape" mc:Ignorable="w14 w15 w16se w16cid w16 w16cex w16sdtdh w16sdtfl w16du wp14">
   <w:body>
     <w:p>
       <w:pPr>
@@ -69,7 +69,7 @@
     </w:p>
     <w:p>
       <w:pPr>
-        <w:spacing w:after="0" w:line="480" w:lineRule="exact"/>
+        <w:spacing w:after="0" w:line="440" w:lineRule="exact"/>
         <w:ind w:left="0" w:right="0" w:firstLine="0"/>
         <w:rPr>
           <w:color w:val="0F0F0F"/>
@@ -84,19 +84,19 @@
           <w:sz w:val="32"/>
           <w:szCs w:val="32"/>
         </w:rPr>
-        <w:t>東風</w:t>
-      </w:r>
-      <w:proofErr w:type="gramStart"/>
-      <w:r>
-        <w:rPr>
-          <w:rFonts w:hint="eastAsia"/>
+        <w:t>東風夜放花千樹。更吹落、星如雨。</w:t>
+      </w:r>
+    </w:p>
+    <w:p>
+      <w:pPr>
+        <w:spacing w:after="0" w:line="440" w:lineRule="exact"/>
+        <w:ind w:left="0" w:right="0" w:firstLine="0"/>
+        <w:rPr>
           <w:color w:val="0F0F0F"/>
           <w:sz w:val="32"/>
           <w:szCs w:val="32"/>
         </w:rPr>
-        <w:t>夜放花千樹</w:t>
-      </w:r>
-      <w:proofErr w:type="gramEnd"/>
+      </w:pPr>
       <w:r>
         <w:rPr>
           <w:rFonts w:hint="eastAsia"/>
@@ -104,12 +104,12 @@
           <w:sz w:val="32"/>
           <w:szCs w:val="32"/>
         </w:rPr>
-        <w:t>。更吹落、星如雨。</w:t>
+        <w:t>寶馬雕車香滿路。鳳簫聲動，玉壺光轉，一夜魚龍舞。</w:t>
       </w:r>
     </w:p>
     <w:p>
       <w:pPr>
-        <w:spacing w:after="0" w:line="480" w:lineRule="exact"/>
+        <w:spacing w:after="0" w:line="440" w:lineRule="exact"/>
         <w:ind w:left="0" w:right="0" w:firstLine="0"/>
         <w:rPr>
           <w:color w:val="0F0F0F"/>
@@ -124,19 +124,19 @@
           <w:sz w:val="32"/>
           <w:szCs w:val="32"/>
         </w:rPr>
-        <w:t>寶馬</w:t>
-      </w:r>
-      <w:proofErr w:type="gramStart"/>
-      <w:r>
-        <w:rPr>
-          <w:rFonts w:hint="eastAsia"/>
+        <w:t>蛾兒雪柳黃金縷。笑語盈盈暗香去。</w:t>
+      </w:r>
+    </w:p>
+    <w:p>
+      <w:pPr>
+        <w:spacing w:after="0" w:line="440" w:lineRule="exact"/>
+        <w:ind w:left="0" w:right="0" w:firstLine="0"/>
+        <w:rPr>
           <w:color w:val="0F0F0F"/>
           <w:sz w:val="32"/>
           <w:szCs w:val="32"/>
         </w:rPr>
-        <w:t>雕車香滿路</w:t>
-      </w:r>
-      <w:proofErr w:type="gramEnd"/>
+      </w:pPr>
       <w:r>
         <w:rPr>
           <w:rFonts w:hint="eastAsia"/>
@@ -144,9 +144,8 @@
           <w:sz w:val="32"/>
           <w:szCs w:val="32"/>
         </w:rPr>
-        <w:t>。鳳</w:t>
-      </w:r>
-      <w:proofErr w:type="gramStart"/>
+        <w:t>衆</w:t>
+      </w:r>
       <w:r>
         <w:rPr>
           <w:rFonts w:hint="eastAsia"/>
@@ -154,9 +153,8 @@
           <w:sz w:val="32"/>
           <w:szCs w:val="32"/>
         </w:rPr>
-        <w:t>簫聲動</w:t>
-      </w:r>
-      <w:proofErr w:type="gramEnd"/>
+        <w:t>裡</w:t>
+      </w:r>
       <w:r>
         <w:rPr>
           <w:rFonts w:hint="eastAsia"/>
@@ -164,98 +162,7 @@
           <w:sz w:val="32"/>
           <w:szCs w:val="32"/>
         </w:rPr>
-        <w:t>，</w:t>
-      </w:r>
-      <w:proofErr w:type="gramStart"/>
-      <w:r>
-        <w:rPr>
-          <w:rFonts w:hint="eastAsia"/>
-          <w:color w:val="0F0F0F"/>
-          <w:sz w:val="32"/>
-          <w:szCs w:val="32"/>
-        </w:rPr>
-        <w:t>玉壺光轉</w:t>
-      </w:r>
-      <w:proofErr w:type="gramEnd"/>
-      <w:r>
-        <w:rPr>
-          <w:rFonts w:hint="eastAsia"/>
-          <w:color w:val="0F0F0F"/>
-          <w:sz w:val="32"/>
-          <w:szCs w:val="32"/>
-        </w:rPr>
-        <w:t>，一夜魚龍舞。</w:t>
-      </w:r>
-    </w:p>
-    <w:p>
-      <w:pPr>
-        <w:spacing w:after="0" w:line="480" w:lineRule="exact"/>
-        <w:ind w:left="0" w:right="0" w:firstLine="0"/>
-        <w:rPr>
-          <w:color w:val="0F0F0F"/>
-          <w:sz w:val="32"/>
-          <w:szCs w:val="32"/>
-        </w:rPr>
-      </w:pPr>
-      <w:proofErr w:type="gramStart"/>
-      <w:r>
-        <w:rPr>
-          <w:rFonts w:hint="eastAsia"/>
-          <w:color w:val="0F0F0F"/>
-          <w:sz w:val="32"/>
-          <w:szCs w:val="32"/>
-        </w:rPr>
-        <w:t>蛾兒雪柳</w:t>
-      </w:r>
-      <w:proofErr w:type="gramEnd"/>
-      <w:r>
-        <w:rPr>
-          <w:rFonts w:hint="eastAsia"/>
-          <w:color w:val="0F0F0F"/>
-          <w:sz w:val="32"/>
-          <w:szCs w:val="32"/>
-        </w:rPr>
-        <w:t>黃金縷。笑語盈</w:t>
-      </w:r>
-      <w:proofErr w:type="gramStart"/>
-      <w:r>
-        <w:rPr>
-          <w:rFonts w:hint="eastAsia"/>
-          <w:color w:val="0F0F0F"/>
-          <w:sz w:val="32"/>
-          <w:szCs w:val="32"/>
-        </w:rPr>
-        <w:t>盈暗香去</w:t>
-      </w:r>
-      <w:proofErr w:type="gramEnd"/>
-      <w:r>
-        <w:rPr>
-          <w:rFonts w:hint="eastAsia"/>
-          <w:color w:val="0F0F0F"/>
-          <w:sz w:val="32"/>
-          <w:szCs w:val="32"/>
-        </w:rPr>
-        <w:t>。</w:t>
-      </w:r>
-    </w:p>
-    <w:p>
-      <w:pPr>
-        <w:spacing w:after="0" w:line="480" w:lineRule="exact"/>
-        <w:ind w:left="0" w:right="0" w:firstLine="0"/>
-        <w:rPr>
-          <w:color w:val="0F0F0F"/>
-          <w:sz w:val="32"/>
-          <w:szCs w:val="32"/>
-        </w:rPr>
-      </w:pPr>
-      <w:r>
-        <w:rPr>
-          <w:rFonts w:hint="eastAsia"/>
-          <w:color w:val="0F0F0F"/>
-          <w:sz w:val="32"/>
-          <w:szCs w:val="32"/>
-        </w:rPr>
-        <w:t>衆裏尋他千百度。驀然回首，那人卻在，燈火闌珊處。</w:t>
+        <w:t>尋他千百度。驀然回首，那人卻在，燈火闌珊處。</w:t>
       </w:r>
     </w:p>
     <w:p>
@@ -271,217 +178,92 @@
         </w:rPr>
         <w:t>語譯</w:t>
       </w:r>
-      <w:r>
-        <w:rPr>
-          <w:rFonts w:hint="eastAsia"/>
-          <w:sz w:val="32"/>
-          <w:szCs w:val="32"/>
-        </w:rPr>
-        <w:t xml:space="preserve"> </w:t>
-      </w:r>
-      <w:r>
-        <w:rPr>
-          <w:rFonts w:hint="eastAsia"/>
-          <w:sz w:val="24"/>
-          <w:szCs w:val="24"/>
-        </w:rPr>
-        <w:t>(資料出處：</w:t>
-      </w:r>
-      <w:hyperlink r:id="rId8" w:history="1">
-        <w:r>
-          <w:rPr>
-            <w:rStyle w:val="a8"/>
-            <w:sz w:val="24"/>
-            <w:szCs w:val="24"/>
-          </w:rPr>
-          <w:t>shorturl.at/dMQU1</w:t>
-        </w:r>
-      </w:hyperlink>
-      <w:r>
-        <w:rPr>
-          <w:rFonts w:hint="eastAsia"/>
-          <w:sz w:val="24"/>
-          <w:szCs w:val="24"/>
-        </w:rPr>
-        <w:t>)</w:t>
-      </w:r>
     </w:p>
     <w:p>
       <w:pPr>
-        <w:spacing w:after="0" w:line="420" w:lineRule="exact"/>
+        <w:spacing w:after="0" w:line="360" w:lineRule="exact"/>
         <w:ind w:left="0" w:right="0" w:firstLine="0"/>
         <w:rPr>
-          <w:sz w:val="30"/>
-          <w:szCs w:val="30"/>
-        </w:rPr>
-      </w:pPr>
-      <w:r>
-        <w:rPr>
-          <w:rFonts w:hint="eastAsia"/>
-          <w:sz w:val="30"/>
-          <w:szCs w:val="30"/>
+          <w:szCs w:val="28"/>
+        </w:rPr>
+      </w:pPr>
+      <w:r>
+        <w:rPr>
+          <w:rFonts w:hint="eastAsia"/>
+          <w:szCs w:val="28"/>
         </w:rPr>
         <w:t xml:space="preserve">    </w:t>
       </w:r>
       <w:r>
         <w:rPr>
           <w:rFonts w:hint="eastAsia"/>
-          <w:sz w:val="30"/>
-          <w:szCs w:val="30"/>
-        </w:rPr>
-        <w:t>像東風吹散</w:t>
-      </w:r>
-      <w:proofErr w:type="gramStart"/>
-      <w:r>
-        <w:rPr>
-          <w:rFonts w:hint="eastAsia"/>
-          <w:sz w:val="30"/>
-          <w:szCs w:val="30"/>
-        </w:rPr>
-        <w:t>千樹繁</w:t>
-      </w:r>
-      <w:proofErr w:type="gramEnd"/>
-      <w:r>
-        <w:rPr>
-          <w:rFonts w:hint="eastAsia"/>
-          <w:sz w:val="30"/>
-          <w:szCs w:val="30"/>
-        </w:rPr>
-        <w:t>花一樣，又吹得煙火紛紛，</w:t>
-      </w:r>
-      <w:proofErr w:type="gramStart"/>
-      <w:r>
-        <w:rPr>
-          <w:rFonts w:hint="eastAsia"/>
-          <w:sz w:val="30"/>
-          <w:szCs w:val="30"/>
-        </w:rPr>
-        <w:t>亂落如雨</w:t>
-      </w:r>
-      <w:proofErr w:type="gramEnd"/>
-      <w:r>
-        <w:rPr>
-          <w:rFonts w:hint="eastAsia"/>
-          <w:sz w:val="30"/>
-          <w:szCs w:val="30"/>
-        </w:rPr>
-        <w:t>。豪華的</w:t>
-      </w:r>
-      <w:proofErr w:type="gramStart"/>
-      <w:r>
-        <w:rPr>
-          <w:rFonts w:hint="eastAsia"/>
-          <w:sz w:val="30"/>
-          <w:szCs w:val="30"/>
-        </w:rPr>
-        <w:t>馬車滿路芳香</w:t>
-      </w:r>
-      <w:proofErr w:type="gramEnd"/>
-      <w:r>
-        <w:rPr>
-          <w:rFonts w:hint="eastAsia"/>
-          <w:sz w:val="30"/>
-          <w:szCs w:val="30"/>
-        </w:rPr>
-        <w:t>。悠揚的鳳</w:t>
-      </w:r>
-      <w:proofErr w:type="gramStart"/>
-      <w:r>
-        <w:rPr>
-          <w:rFonts w:hint="eastAsia"/>
-          <w:sz w:val="30"/>
-          <w:szCs w:val="30"/>
-        </w:rPr>
-        <w:t>簫聲四處迴</w:t>
-      </w:r>
-      <w:proofErr w:type="gramEnd"/>
-      <w:r>
-        <w:rPr>
-          <w:rFonts w:hint="eastAsia"/>
-          <w:sz w:val="30"/>
-          <w:szCs w:val="30"/>
-        </w:rPr>
-        <w:t>蕩，</w:t>
-      </w:r>
-      <w:proofErr w:type="gramStart"/>
-      <w:r>
-        <w:rPr>
-          <w:rFonts w:hint="eastAsia"/>
-          <w:sz w:val="30"/>
-          <w:szCs w:val="30"/>
-        </w:rPr>
-        <w:t>玉壺般的</w:t>
-      </w:r>
-      <w:proofErr w:type="gramEnd"/>
-      <w:r>
-        <w:rPr>
-          <w:rFonts w:hint="eastAsia"/>
-          <w:sz w:val="30"/>
-          <w:szCs w:val="30"/>
-        </w:rPr>
-        <w:t>明月漸漸西斜，一夜魚龍燈飛舞笑語喧譁。</w:t>
+          <w:szCs w:val="28"/>
+        </w:rPr>
+        <w:t>東風彷彿在夜裡吹開了千樹花朵，又像吹落了滿天如雨點般紛飛的繁星。</w:t>
       </w:r>
     </w:p>
     <w:p>
       <w:pPr>
-        <w:spacing w:after="0" w:line="420" w:lineRule="exact"/>
+        <w:spacing w:after="0" w:line="360" w:lineRule="exact"/>
         <w:ind w:left="0" w:right="0" w:firstLine="0"/>
         <w:rPr>
-          <w:sz w:val="30"/>
-          <w:szCs w:val="30"/>
-        </w:rPr>
-      </w:pPr>
-      <w:r>
-        <w:rPr>
-          <w:rFonts w:hint="eastAsia"/>
-          <w:sz w:val="30"/>
-          <w:szCs w:val="30"/>
-        </w:rPr>
-        <w:t xml:space="preserve">    </w:t>
-      </w:r>
-      <w:r>
-        <w:rPr>
-          <w:rFonts w:hint="eastAsia"/>
-          <w:sz w:val="30"/>
-          <w:szCs w:val="30"/>
-        </w:rPr>
-        <w:t>美人頭上都戴著亮麗的飾物，笑語盈</w:t>
-      </w:r>
-      <w:proofErr w:type="gramStart"/>
-      <w:r>
-        <w:rPr>
-          <w:rFonts w:hint="eastAsia"/>
-          <w:sz w:val="30"/>
-          <w:szCs w:val="30"/>
-        </w:rPr>
-        <w:t>盈</w:t>
-      </w:r>
-      <w:proofErr w:type="gramEnd"/>
-      <w:r>
-        <w:rPr>
-          <w:rFonts w:hint="eastAsia"/>
-          <w:sz w:val="30"/>
-          <w:szCs w:val="30"/>
-        </w:rPr>
-        <w:t>地隨人群走過，身上香氣飄灑。我在人群中尋找她千百回，猛然一回頭，</w:t>
-      </w:r>
-      <w:proofErr w:type="gramStart"/>
-      <w:r>
-        <w:rPr>
-          <w:rFonts w:hint="eastAsia"/>
-          <w:sz w:val="30"/>
-          <w:szCs w:val="30"/>
-        </w:rPr>
-        <w:t>不經意間卻在</w:t>
-      </w:r>
-      <w:proofErr w:type="gramEnd"/>
-      <w:r>
-        <w:rPr>
-          <w:rFonts w:hint="eastAsia"/>
-          <w:sz w:val="30"/>
-          <w:szCs w:val="30"/>
-        </w:rPr>
-        <w:t>燈火零落之處發現了她。</w:t>
+          <w:szCs w:val="28"/>
+        </w:rPr>
+      </w:pPr>
+      <w:r>
+        <w:rPr>
+          <w:rFonts w:hint="eastAsia"/>
+          <w:szCs w:val="28"/>
+        </w:rPr>
+        <w:t>豪華的馬車香氣瀰漫了整條道路。悠揚的簫聲四處迴蕩，如玉壺般明亮的月亮緩緩轉動，滿城的花燈與魚龍舞燈整夜歡騰翻舞。</w:t>
+      </w:r>
+    </w:p>
+    <w:p>
+      <w:pPr>
+        <w:spacing w:after="0" w:line="360" w:lineRule="exact"/>
+        <w:ind w:left="0" w:right="0" w:firstLine="0"/>
+        <w:rPr>
+          <w:spacing w:val="-6"/>
+          <w:szCs w:val="28"/>
+        </w:rPr>
+      </w:pPr>
+      <w:r>
+        <w:rPr>
+          <w:rFonts w:hint="eastAsia"/>
+          <w:szCs w:val="28"/>
+        </w:rPr>
+        <w:t xml:space="preserve">　　</w:t>
+      </w:r>
+      <w:r>
+        <w:rPr>
+          <w:rFonts w:hint="eastAsia"/>
+          <w:spacing w:val="-6"/>
+          <w:szCs w:val="28"/>
+        </w:rPr>
+        <w:t>女人們戴著蛾兒、雪柳與黃金縷等頭飾，歡聲笑語、帶著陣陣暗香從身旁走過。</w:t>
+      </w:r>
+    </w:p>
+    <w:p>
+      <w:pPr>
+        <w:spacing w:after="0" w:line="360" w:lineRule="exact"/>
+        <w:ind w:left="0" w:right="0" w:firstLine="0"/>
+        <w:rPr>
+          <w:szCs w:val="28"/>
+        </w:rPr>
+      </w:pPr>
+      <w:r>
+        <w:rPr>
+          <w:rFonts w:hint="eastAsia"/>
+          <w:szCs w:val="28"/>
+        </w:rPr>
+        <w:t xml:space="preserve">　　</w:t>
+      </w:r>
+      <w:r>
+        <w:rPr>
+          <w:rFonts w:hint="eastAsia"/>
+          <w:szCs w:val="28"/>
+        </w:rPr>
+        <w:t>我在熙熙攘攘的人群中尋找著她千百次。突然間回過頭來，才發現我所尋找的那個人，竟獨自立在燈火稀疏、偏僻冷落的地方。</w:t>
       </w:r>
     </w:p>
     <w:p>
@@ -510,30 +292,29 @@
           <w:ilvl w:val="0"/>
           <w:numId w:val="44"/>
         </w:numPr>
-        <w:spacing w:after="0" w:line="420" w:lineRule="exact"/>
-        <w:ind w:leftChars="0" w:left="-6" w:right="0" w:hanging="11"/>
+        <w:spacing w:after="0" w:line="360" w:lineRule="exact"/>
+        <w:ind w:leftChars="0" w:left="284" w:right="0" w:hanging="301"/>
+        <w:jc w:val="both"/>
         <w:rPr>
           <w:color w:val="0F0F0F"/>
           <w:szCs w:val="28"/>
         </w:rPr>
       </w:pPr>
-      <w:proofErr w:type="gramStart"/>
       <w:r>
         <w:rPr>
           <w:rFonts w:hint="eastAsia"/>
           <w:color w:val="0F0F0F"/>
           <w:szCs w:val="28"/>
         </w:rPr>
-        <w:t>元夕</w:t>
-      </w:r>
-      <w:proofErr w:type="gramEnd"/>
+        <w:t>元夕：夏曆正月十五日</w:t>
+      </w:r>
       <w:r>
         <w:rPr>
           <w:rFonts w:hint="eastAsia"/>
           <w:color w:val="0F0F0F"/>
           <w:szCs w:val="28"/>
         </w:rPr>
-        <w:t>：夏曆正月十五日</w:t>
+        <w:t>為</w:t>
       </w:r>
       <w:r>
         <w:rPr>
@@ -541,33 +322,7 @@
           <w:color w:val="0F0F0F"/>
           <w:szCs w:val="28"/>
         </w:rPr>
-        <w:t>為</w:t>
-      </w:r>
-      <w:r>
-        <w:rPr>
-          <w:rFonts w:hint="eastAsia"/>
-          <w:color w:val="0F0F0F"/>
-          <w:szCs w:val="28"/>
-        </w:rPr>
-        <w:t>上元節，元宵節，</w:t>
-      </w:r>
-      <w:proofErr w:type="gramStart"/>
-      <w:r>
-        <w:rPr>
-          <w:rFonts w:hint="eastAsia"/>
-          <w:color w:val="0F0F0F"/>
-          <w:szCs w:val="28"/>
-        </w:rPr>
-        <w:t>此夜稱元夕或元夜</w:t>
-      </w:r>
-      <w:proofErr w:type="gramEnd"/>
-      <w:r>
-        <w:rPr>
-          <w:rFonts w:hint="eastAsia"/>
-          <w:color w:val="0F0F0F"/>
-          <w:szCs w:val="28"/>
-        </w:rPr>
-        <w:t>。</w:t>
+        <w:t>上元節，元宵節，此夜稱元夕或元夜。</w:t>
       </w:r>
     </w:p>
     <w:p>
@@ -577,48 +332,21 @@
           <w:ilvl w:val="0"/>
           <w:numId w:val="44"/>
         </w:numPr>
-        <w:spacing w:after="0" w:line="420" w:lineRule="exact"/>
-        <w:ind w:leftChars="0" w:right="0"/>
+        <w:spacing w:after="0" w:line="360" w:lineRule="exact"/>
+        <w:ind w:leftChars="0" w:left="284" w:right="0" w:hanging="301"/>
+        <w:jc w:val="both"/>
         <w:rPr>
           <w:color w:val="0F0F0F"/>
           <w:szCs w:val="28"/>
         </w:rPr>
       </w:pPr>
-      <w:proofErr w:type="gramStart"/>
       <w:r>
         <w:rPr>
           <w:rFonts w:hint="eastAsia"/>
           <w:color w:val="0F0F0F"/>
           <w:szCs w:val="28"/>
         </w:rPr>
-        <w:t>花千樹</w:t>
-      </w:r>
-      <w:proofErr w:type="gramEnd"/>
-      <w:r>
-        <w:rPr>
-          <w:rFonts w:hint="eastAsia"/>
-          <w:color w:val="0F0F0F"/>
-          <w:szCs w:val="28"/>
-        </w:rPr>
-        <w:t>：花燈之多</w:t>
-      </w:r>
-      <w:proofErr w:type="gramStart"/>
-      <w:r>
-        <w:rPr>
-          <w:rFonts w:hint="eastAsia"/>
-          <w:color w:val="0F0F0F"/>
-          <w:szCs w:val="28"/>
-        </w:rPr>
-        <w:t>如千樹開花</w:t>
-      </w:r>
-      <w:proofErr w:type="gramEnd"/>
-      <w:r>
-        <w:rPr>
-          <w:rFonts w:hint="eastAsia"/>
-          <w:color w:val="0F0F0F"/>
-          <w:szCs w:val="28"/>
-        </w:rPr>
-        <w:t>。</w:t>
+        <w:t>花千樹：花燈之多如千樹開花。</w:t>
       </w:r>
     </w:p>
     <w:p>
@@ -628,8 +356,9 @@
           <w:ilvl w:val="0"/>
           <w:numId w:val="44"/>
         </w:numPr>
-        <w:spacing w:after="0" w:line="420" w:lineRule="exact"/>
-        <w:ind w:leftChars="0" w:left="-6" w:right="0" w:hanging="11"/>
+        <w:spacing w:after="0" w:line="360" w:lineRule="exact"/>
+        <w:ind w:leftChars="0" w:left="284" w:right="0" w:hanging="301"/>
+        <w:jc w:val="both"/>
         <w:rPr>
           <w:color w:val="0F0F0F"/>
           <w:szCs w:val="28"/>
@@ -641,32 +370,14 @@
           <w:color w:val="0F0F0F"/>
           <w:szCs w:val="28"/>
         </w:rPr>
-        <w:t>星如雨：指焰火紛紛，</w:t>
-      </w:r>
-      <w:proofErr w:type="gramStart"/>
-      <w:r>
-        <w:rPr>
-          <w:rFonts w:hint="eastAsia"/>
+        <w:t>星如雨：指焰火紛紛，亂落如雨。</w:t>
+      </w:r>
+      <w:r>
+        <w:rPr>
           <w:color w:val="0F0F0F"/>
           <w:szCs w:val="28"/>
         </w:rPr>
-        <w:t>亂落如雨</w:t>
-      </w:r>
-      <w:proofErr w:type="gramEnd"/>
-      <w:r>
-        <w:rPr>
-          <w:rFonts w:hint="eastAsia"/>
-          <w:color w:val="0F0F0F"/>
-          <w:szCs w:val="28"/>
-        </w:rPr>
-        <w:t>。</w:t>
-      </w:r>
-      <w:r>
-        <w:rPr>
-          <w:color w:val="0F0F0F"/>
-          <w:szCs w:val="28"/>
-        </w:rPr>
-        <w:t xml:space="preserve"> 星，指焰火。形容滿天的煙花。</w:t>
+        <w:t>星，指焰火。形容滿天的煙花。</w:t>
       </w:r>
     </w:p>
     <w:p>
@@ -676,30 +387,21 @@
           <w:ilvl w:val="0"/>
           <w:numId w:val="44"/>
         </w:numPr>
-        <w:spacing w:after="0" w:line="420" w:lineRule="exact"/>
-        <w:ind w:leftChars="0" w:left="-6" w:right="0" w:hanging="11"/>
+        <w:spacing w:after="0" w:line="360" w:lineRule="exact"/>
+        <w:ind w:leftChars="0" w:left="284" w:right="0" w:hanging="301"/>
+        <w:jc w:val="both"/>
         <w:rPr>
           <w:color w:val="0F0F0F"/>
           <w:szCs w:val="28"/>
         </w:rPr>
       </w:pPr>
-      <w:proofErr w:type="gramStart"/>
       <w:r>
         <w:rPr>
           <w:rFonts w:hint="eastAsia"/>
           <w:color w:val="0F0F0F"/>
           <w:szCs w:val="28"/>
         </w:rPr>
-        <w:t>寶馬雕車</w:t>
-      </w:r>
-      <w:proofErr w:type="gramEnd"/>
-      <w:r>
-        <w:rPr>
-          <w:rFonts w:hint="eastAsia"/>
-          <w:color w:val="0F0F0F"/>
-          <w:szCs w:val="28"/>
-        </w:rPr>
-        <w:t>：豪華的馬車。</w:t>
+        <w:t>寶馬雕車：豪華的馬車。</w:t>
       </w:r>
     </w:p>
     <w:p>
@@ -709,8 +411,9 @@
           <w:ilvl w:val="0"/>
           <w:numId w:val="44"/>
         </w:numPr>
-        <w:spacing w:after="0" w:line="420" w:lineRule="exact"/>
-        <w:ind w:leftChars="0" w:left="-6" w:right="0" w:hanging="11"/>
+        <w:spacing w:after="0" w:line="360" w:lineRule="exact"/>
+        <w:ind w:leftChars="0" w:left="284" w:right="0" w:hanging="301"/>
+        <w:jc w:val="both"/>
         <w:rPr>
           <w:color w:val="0F0F0F"/>
           <w:szCs w:val="28"/>
@@ -724,34 +427,14 @@
         </w:rPr>
         <w:t>鳳簫：簫的名稱。</w:t>
       </w:r>
-      <w:proofErr w:type="gramStart"/>
       <w:r>
         <w:rPr>
           <w:rFonts w:hint="eastAsia"/>
           <w:color w:val="0F0F0F"/>
           <w:szCs w:val="28"/>
         </w:rPr>
-        <w:t>簫吹出來</w:t>
-      </w:r>
-      <w:proofErr w:type="gramEnd"/>
-      <w:r>
-        <w:rPr>
-          <w:rFonts w:hint="eastAsia"/>
-          <w:color w:val="0F0F0F"/>
-          <w:szCs w:val="28"/>
-        </w:rPr>
-        <w:t>的</w:t>
-      </w:r>
-      <w:proofErr w:type="gramStart"/>
-      <w:r>
-        <w:rPr>
-          <w:rFonts w:hint="eastAsia"/>
-          <w:color w:val="0F0F0F"/>
-          <w:szCs w:val="28"/>
-        </w:rPr>
-        <w:t>聲音像鳳鳴</w:t>
-      </w:r>
-      <w:proofErr w:type="gramEnd"/>
+        <w:t>簫吹出來的聲音像鳳鳴</w:t>
+      </w:r>
       <w:r>
         <w:rPr>
           <w:rFonts w:hint="eastAsia"/>
@@ -776,8 +459,9 @@
           <w:ilvl w:val="0"/>
           <w:numId w:val="44"/>
         </w:numPr>
-        <w:spacing w:after="0" w:line="420" w:lineRule="exact"/>
-        <w:ind w:leftChars="0" w:left="-6" w:right="0" w:hanging="11"/>
+        <w:spacing w:after="0" w:line="360" w:lineRule="exact"/>
+        <w:ind w:leftChars="0" w:left="284" w:right="0" w:hanging="301"/>
+        <w:jc w:val="both"/>
         <w:rPr>
           <w:color w:val="0F0F0F"/>
           <w:szCs w:val="28"/>
@@ -797,18 +481,8 @@
           <w:color w:val="0F0F0F"/>
           <w:szCs w:val="28"/>
         </w:rPr>
-        <w:t>比喻明月。亦可解釋</w:t>
-      </w:r>
-      <w:proofErr w:type="gramStart"/>
-      <w:r>
-        <w:rPr>
-          <w:rFonts w:hint="eastAsia"/>
-          <w:color w:val="0F0F0F"/>
-          <w:szCs w:val="28"/>
-        </w:rPr>
-        <w:t>為指燈</w:t>
-      </w:r>
-      <w:proofErr w:type="gramEnd"/>
+        <w:t>比喻明月。亦可解釋為指燈</w:t>
+      </w:r>
       <w:r>
         <w:rPr>
           <w:rFonts w:hint="eastAsia"/>
@@ -825,8 +499,9 @@
           <w:ilvl w:val="0"/>
           <w:numId w:val="44"/>
         </w:numPr>
-        <w:spacing w:after="0" w:line="420" w:lineRule="exact"/>
-        <w:ind w:leftChars="0" w:right="0"/>
+        <w:spacing w:after="0" w:line="360" w:lineRule="exact"/>
+        <w:ind w:leftChars="0" w:left="284" w:right="0" w:hanging="301"/>
+        <w:jc w:val="both"/>
         <w:rPr>
           <w:color w:val="0F0F0F"/>
           <w:spacing w:val="-12"/>
@@ -840,9 +515,8 @@
           <w:spacing w:val="-12"/>
           <w:szCs w:val="28"/>
         </w:rPr>
-        <w:t>魚龍舞：指舞動魚形、龍形</w:t>
-      </w:r>
-      <w:proofErr w:type="gramStart"/>
+        <w:t>魚龍舞：舞動魚形、龍形的彩燈</w:t>
+      </w:r>
       <w:r>
         <w:rPr>
           <w:rFonts w:hint="eastAsia"/>
@@ -850,9 +524,8 @@
           <w:spacing w:val="-12"/>
           <w:szCs w:val="28"/>
         </w:rPr>
-        <w:t>的彩燈</w:t>
-      </w:r>
-      <w:proofErr w:type="gramEnd"/>
+        <w:t>，如魚龍鬧海一樣</w:t>
+      </w:r>
       <w:r>
         <w:rPr>
           <w:rFonts w:hint="eastAsia"/>
@@ -860,56 +533,7 @@
           <w:spacing w:val="-12"/>
           <w:szCs w:val="28"/>
         </w:rPr>
-        <w:t>，如魚龍鬧海一樣</w:t>
-      </w:r>
-      <w:r>
-        <w:rPr>
-          <w:rFonts w:hint="eastAsia"/>
-          <w:color w:val="0F0F0F"/>
-          <w:spacing w:val="-12"/>
-          <w:szCs w:val="28"/>
-        </w:rPr>
-        <w:t>。</w:t>
-      </w:r>
-      <w:proofErr w:type="gramStart"/>
-      <w:r>
-        <w:rPr>
-          <w:rFonts w:hint="eastAsia"/>
-          <w:color w:val="0F0F0F"/>
-          <w:spacing w:val="-12"/>
-          <w:szCs w:val="28"/>
-        </w:rPr>
-        <w:t>（</w:t>
-      </w:r>
-      <w:proofErr w:type="gramEnd"/>
-      <w:r>
-        <w:rPr>
-          <w:rFonts w:hint="eastAsia"/>
-          <w:color w:val="0F0F0F"/>
-          <w:spacing w:val="-12"/>
-          <w:szCs w:val="28"/>
-        </w:rPr>
-        <w:t>即舞魚舞龍。是元宵節的表演節目</w:t>
-      </w:r>
-      <w:proofErr w:type="gramStart"/>
-      <w:r>
-        <w:rPr>
-          <w:rFonts w:hint="eastAsia"/>
-          <w:color w:val="0F0F0F"/>
-          <w:spacing w:val="-12"/>
-          <w:szCs w:val="28"/>
-        </w:rPr>
-        <w:t>）</w:t>
-      </w:r>
-      <w:proofErr w:type="gramEnd"/>
-      <w:r>
-        <w:rPr>
-          <w:rFonts w:hint="eastAsia"/>
-          <w:color w:val="0F0F0F"/>
-          <w:spacing w:val="-12"/>
-          <w:szCs w:val="28"/>
-        </w:rPr>
-        <w:t>。</w:t>
+        <w:t>。（舞魚舞龍是元宵節的表演節目）。</w:t>
       </w:r>
     </w:p>
     <w:p>
@@ -919,25 +543,20 @@
           <w:ilvl w:val="0"/>
           <w:numId w:val="44"/>
         </w:numPr>
-        <w:spacing w:after="0" w:line="420" w:lineRule="exact"/>
-        <w:ind w:leftChars="0" w:left="465" w:right="0" w:hanging="482"/>
+        <w:spacing w:after="0" w:line="360" w:lineRule="exact"/>
+        <w:ind w:leftChars="0" w:left="284" w:right="0" w:hanging="301"/>
+        <w:jc w:val="both"/>
         <w:rPr>
           <w:color w:val="0F0F0F"/>
           <w:szCs w:val="28"/>
         </w:rPr>
       </w:pPr>
-      <w:hyperlink r:id="rId9" w:history="1">
-        <w:proofErr w:type="gramStart"/>
-        <w:r>
-          <w:rPr>
-            <w:rStyle w:val="a8"/>
-            <w:rFonts w:hint="eastAsia"/>
-            <w:szCs w:val="28"/>
-          </w:rPr>
-          <w:t>蛾兒</w:t>
-        </w:r>
-        <w:proofErr w:type="gramEnd"/>
-      </w:hyperlink>
+      <w:r>
+        <w:rPr>
+          <w:szCs w:val="28"/>
+        </w:rPr>
+        <w:t>蛾兒</w:t>
+      </w:r>
       <w:r>
         <w:rPr>
           <w:rFonts w:hint="eastAsia"/>
@@ -946,16 +565,14 @@
         </w:rPr>
         <w:t>、雪柳、黃金縷：皆古代婦女元宵節時頭上佩戴的各種裝飾品。這</w:t>
       </w:r>
-      <w:proofErr w:type="gramStart"/>
       <w:r>
         <w:rPr>
           <w:rFonts w:hint="eastAsia"/>
           <w:color w:val="0F0F0F"/>
           <w:szCs w:val="28"/>
         </w:rPr>
-        <w:t>裏</w:t>
-      </w:r>
-      <w:proofErr w:type="gramEnd"/>
+        <w:t>裡</w:t>
+      </w:r>
       <w:r>
         <w:rPr>
           <w:rFonts w:hint="eastAsia"/>
@@ -968,10 +585,12 @@
     <w:p>
       <w:pPr>
         <w:pStyle w:val="aa"/>
-        <w:spacing w:after="0" w:line="420" w:lineRule="exact"/>
-        <w:ind w:leftChars="0" w:left="465" w:right="0" w:firstLine="0"/>
+        <w:spacing w:after="0" w:line="360" w:lineRule="exact"/>
+        <w:ind w:leftChars="0" w:left="284" w:right="0" w:firstLine="0"/>
+        <w:jc w:val="both"/>
         <w:rPr>
           <w:color w:val="0F0F0F"/>
+          <w:spacing w:val="-2"/>
           <w:szCs w:val="28"/>
         </w:rPr>
       </w:pPr>
@@ -979,153 +598,85 @@
         <w:rPr>
           <w:rFonts w:hint="eastAsia"/>
           <w:color w:val="0F0F0F"/>
-          <w:szCs w:val="28"/>
-        </w:rPr>
-        <w:t>說明：</w:t>
-      </w:r>
-      <w:proofErr w:type="gramStart"/>
+          <w:spacing w:val="-2"/>
+          <w:szCs w:val="28"/>
+        </w:rPr>
+        <w:t>鬧蛾兒亦稱「夜蛾」、「蛾兒」，是</w:t>
+      </w:r>
       <w:r>
         <w:rPr>
           <w:rFonts w:hint="eastAsia"/>
           <w:color w:val="0F0F0F"/>
-          <w:szCs w:val="28"/>
-        </w:rPr>
-        <w:t>鬧蛾兒亦</w:t>
-      </w:r>
-      <w:proofErr w:type="gramEnd"/>
+          <w:spacing w:val="-2"/>
+          <w:szCs w:val="28"/>
+          <w:u w:val="single"/>
+        </w:rPr>
+        <w:t>中國</w:t>
+      </w:r>
       <w:r>
         <w:rPr>
           <w:rFonts w:hint="eastAsia"/>
           <w:color w:val="0F0F0F"/>
-          <w:szCs w:val="28"/>
-        </w:rPr>
-        <w:t>稱「夜蛾」、「</w:t>
-      </w:r>
-      <w:proofErr w:type="gramStart"/>
+          <w:spacing w:val="-2"/>
+          <w:szCs w:val="28"/>
+        </w:rPr>
+        <w:t>古代婦女的一種頭飾，用絲綢或烏金紙為花或草蟲之形，然後用色彩畫上</w:t>
+      </w:r>
       <w:r>
         <w:rPr>
           <w:rFonts w:hint="eastAsia"/>
           <w:color w:val="0F0F0F"/>
-          <w:szCs w:val="28"/>
-        </w:rPr>
-        <w:t>蛾兒</w:t>
-      </w:r>
-      <w:proofErr w:type="gramEnd"/>
+          <w:spacing w:val="-2"/>
+          <w:szCs w:val="28"/>
+        </w:rPr>
+        <w:t>鬚</w:t>
+      </w:r>
       <w:r>
         <w:rPr>
           <w:rFonts w:hint="eastAsia"/>
           <w:color w:val="0F0F0F"/>
-          <w:szCs w:val="28"/>
-        </w:rPr>
-        <w:t>」，是中國古代婦女的一種頭飾，用絲綢或烏金紙為花或草蟲之形，然後用色彩畫上</w:t>
-      </w:r>
-      <w:proofErr w:type="gramStart"/>
+          <w:spacing w:val="-2"/>
+          <w:szCs w:val="28"/>
+        </w:rPr>
+        <w:t>子、翅紋而成。也有用白紙剪成鬧蛾兒、雪柳、玉梅等裝飾物的。鬧蛾兒形同飛蛾，以此得名，是</w:t>
+      </w:r>
       <w:r>
         <w:rPr>
           <w:rFonts w:hint="eastAsia"/>
           <w:color w:val="0F0F0F"/>
-          <w:szCs w:val="28"/>
-        </w:rPr>
-        <w:t>須子、翅紋而</w:t>
-      </w:r>
-      <w:proofErr w:type="gramEnd"/>
+          <w:spacing w:val="-2"/>
+          <w:szCs w:val="28"/>
+          <w:u w:val="single"/>
+        </w:rPr>
+        <w:t>宋</w:t>
+      </w:r>
       <w:r>
         <w:rPr>
           <w:rFonts w:hint="eastAsia"/>
           <w:color w:val="0F0F0F"/>
-          <w:szCs w:val="28"/>
-        </w:rPr>
-        <w:t>成。也有用白紙剪</w:t>
-      </w:r>
-      <w:proofErr w:type="gramStart"/>
+          <w:spacing w:val="-2"/>
+          <w:szCs w:val="28"/>
+        </w:rPr>
+        <w:t>、</w:t>
+      </w:r>
       <w:r>
         <w:rPr>
           <w:rFonts w:hint="eastAsia"/>
           <w:color w:val="0F0F0F"/>
-          <w:szCs w:val="28"/>
-        </w:rPr>
-        <w:t>成鬧蛾兒</w:t>
-      </w:r>
-      <w:proofErr w:type="gramEnd"/>
+          <w:spacing w:val="-2"/>
+          <w:szCs w:val="28"/>
+          <w:u w:val="single"/>
+        </w:rPr>
+        <w:t>元</w:t>
+      </w:r>
       <w:r>
         <w:rPr>
           <w:rFonts w:hint="eastAsia"/>
           <w:color w:val="0F0F0F"/>
-          <w:szCs w:val="28"/>
-        </w:rPr>
-        <w:t>、雪柳、玉梅等裝飾物的。鬧</w:t>
-      </w:r>
-      <w:proofErr w:type="gramStart"/>
-      <w:r>
-        <w:rPr>
-          <w:rFonts w:hint="eastAsia"/>
-          <w:color w:val="0F0F0F"/>
-          <w:szCs w:val="28"/>
-        </w:rPr>
-        <w:t>蛾兒形</w:t>
-      </w:r>
-      <w:proofErr w:type="gramEnd"/>
-      <w:r>
-        <w:rPr>
-          <w:rFonts w:hint="eastAsia"/>
-          <w:color w:val="0F0F0F"/>
-          <w:szCs w:val="28"/>
-        </w:rPr>
-        <w:t>同飛蛾，以此得名，是宋元時期婦女們元宵節才在頭上佩戴的飾物。</w:t>
-      </w:r>
-      <w:proofErr w:type="gramStart"/>
-      <w:r>
-        <w:rPr>
-          <w:rFonts w:hint="eastAsia"/>
-          <w:color w:val="0F0F0F"/>
-          <w:szCs w:val="28"/>
-        </w:rPr>
-        <w:t>鬧蛾兒</w:t>
-      </w:r>
-      <w:proofErr w:type="gramEnd"/>
-      <w:r>
-        <w:rPr>
-          <w:rFonts w:hint="eastAsia"/>
-          <w:color w:val="0F0F0F"/>
-          <w:szCs w:val="28"/>
-        </w:rPr>
-        <w:t>「鬧嚷嚷」的意思，可能源於正月十五元宵燈節，</w:t>
-      </w:r>
-      <w:proofErr w:type="gramStart"/>
-      <w:r>
-        <w:rPr>
-          <w:rFonts w:hint="eastAsia"/>
-          <w:color w:val="0F0F0F"/>
-          <w:szCs w:val="28"/>
-        </w:rPr>
-        <w:t>有燈就</w:t>
-      </w:r>
-      <w:proofErr w:type="gramEnd"/>
-      <w:r>
-        <w:rPr>
-          <w:rFonts w:hint="eastAsia"/>
-          <w:color w:val="0F0F0F"/>
-          <w:szCs w:val="28"/>
-        </w:rPr>
-        <w:t>有火，有火就有飛蛾，</w:t>
-      </w:r>
-      <w:proofErr w:type="gramStart"/>
-      <w:r>
-        <w:rPr>
-          <w:rFonts w:hint="eastAsia"/>
-          <w:color w:val="0F0F0F"/>
-          <w:szCs w:val="28"/>
-        </w:rPr>
-        <w:t>鬧蛾兒</w:t>
-      </w:r>
-      <w:proofErr w:type="gramEnd"/>
-      <w:r>
-        <w:rPr>
-          <w:rFonts w:hint="eastAsia"/>
-          <w:color w:val="0F0F0F"/>
-          <w:szCs w:val="28"/>
-        </w:rPr>
-        <w:t>「鬧嚷嚷」的意思可能是取自蛾兒戲火的意思。</w:t>
+          <w:spacing w:val="-2"/>
+          <w:szCs w:val="28"/>
+        </w:rPr>
+        <w:t>時期婦女們元宵節才在頭上佩戴的飾物。</w:t>
       </w:r>
     </w:p>
     <w:p>
@@ -1135,8 +686,9 @@
           <w:ilvl w:val="0"/>
           <w:numId w:val="44"/>
         </w:numPr>
-        <w:spacing w:after="0" w:line="420" w:lineRule="exact"/>
-        <w:ind w:leftChars="0" w:right="0"/>
+        <w:spacing w:after="0" w:line="360" w:lineRule="exact"/>
+        <w:ind w:leftChars="0" w:left="284" w:right="0" w:hanging="284"/>
+        <w:jc w:val="both"/>
         <w:rPr>
           <w:color w:val="0F0F0F"/>
           <w:szCs w:val="28"/>
@@ -1148,25 +700,7 @@
           <w:color w:val="0F0F0F"/>
           <w:szCs w:val="28"/>
         </w:rPr>
-        <w:t>盈</w:t>
-      </w:r>
-      <w:proofErr w:type="gramStart"/>
-      <w:r>
-        <w:rPr>
-          <w:rFonts w:hint="eastAsia"/>
-          <w:color w:val="0F0F0F"/>
-          <w:szCs w:val="28"/>
-        </w:rPr>
-        <w:t>盈</w:t>
-      </w:r>
-      <w:proofErr w:type="gramEnd"/>
-      <w:r>
-        <w:rPr>
-          <w:rFonts w:hint="eastAsia"/>
-          <w:color w:val="0F0F0F"/>
-          <w:szCs w:val="28"/>
-        </w:rPr>
-        <w:t>：聲音輕盈悅耳，亦指儀態嬌美的樣子。</w:t>
+        <w:t>盈盈：聲音輕盈悅耳，亦指儀態嬌美的樣子。</w:t>
       </w:r>
     </w:p>
     <w:p>
@@ -1176,8 +710,9 @@
           <w:ilvl w:val="0"/>
           <w:numId w:val="44"/>
         </w:numPr>
-        <w:spacing w:after="0" w:line="420" w:lineRule="exact"/>
-        <w:ind w:leftChars="0" w:right="0"/>
+        <w:spacing w:after="0" w:line="360" w:lineRule="exact"/>
+        <w:ind w:leftChars="0" w:left="284" w:right="0" w:hanging="426"/>
+        <w:jc w:val="both"/>
         <w:rPr>
           <w:color w:val="0F0F0F"/>
           <w:szCs w:val="28"/>
@@ -1199,8 +734,9 @@
           <w:ilvl w:val="0"/>
           <w:numId w:val="44"/>
         </w:numPr>
-        <w:spacing w:after="0" w:line="420" w:lineRule="exact"/>
-        <w:ind w:leftChars="0" w:left="-6" w:right="0" w:hanging="11"/>
+        <w:spacing w:after="0" w:line="360" w:lineRule="exact"/>
+        <w:ind w:leftChars="0" w:left="284" w:right="0" w:hanging="426"/>
+        <w:jc w:val="both"/>
         <w:rPr>
           <w:color w:val="0F0F0F"/>
           <w:szCs w:val="28"/>
@@ -1212,31 +748,7 @@
           <w:color w:val="0F0F0F"/>
           <w:szCs w:val="28"/>
         </w:rPr>
-        <w:t>他：泛指</w:t>
-      </w:r>
-      <w:r>
-        <w:rPr>
-          <w:rFonts w:hint="eastAsia"/>
-          <w:color w:val="0F0F0F"/>
-          <w:szCs w:val="28"/>
-        </w:rPr>
-        <w:t>第三人稱</w:t>
-      </w:r>
-      <w:r>
-        <w:rPr>
-          <w:rFonts w:hint="eastAsia"/>
-          <w:color w:val="0F0F0F"/>
-          <w:szCs w:val="28"/>
-        </w:rPr>
-        <w:t>，當時就包括了“她”</w:t>
-      </w:r>
-      <w:r>
-        <w:rPr>
-          <w:rFonts w:hint="eastAsia"/>
-          <w:color w:val="0F0F0F"/>
-          <w:szCs w:val="28"/>
-        </w:rPr>
-        <w:t>。</w:t>
+        <w:t>千百度：千百遍。</w:t>
       </w:r>
     </w:p>
     <w:p>
@@ -1246,8 +758,9 @@
           <w:ilvl w:val="0"/>
           <w:numId w:val="44"/>
         </w:numPr>
-        <w:spacing w:after="0" w:line="420" w:lineRule="exact"/>
-        <w:ind w:leftChars="0" w:left="-6" w:right="0" w:hanging="11"/>
+        <w:spacing w:after="0" w:line="360" w:lineRule="exact"/>
+        <w:ind w:leftChars="0" w:left="284" w:right="0" w:hanging="426"/>
+        <w:jc w:val="both"/>
         <w:rPr>
           <w:color w:val="0F0F0F"/>
           <w:szCs w:val="28"/>
@@ -1259,7 +772,40 @@
           <w:color w:val="0F0F0F"/>
           <w:szCs w:val="28"/>
         </w:rPr>
-        <w:t>千百度：千百遍。</w:t>
+        <w:t>驀</w:t>
+      </w:r>
+      <w:r>
+        <w:rPr>
+          <w:rFonts w:hint="eastAsia"/>
+          <w:color w:val="0F0F0F"/>
+          <w:szCs w:val="28"/>
+        </w:rPr>
+        <w:t>(</w:t>
+      </w:r>
+      <w:r>
+        <w:rPr>
+          <w:rFonts w:hint="eastAsia"/>
+          <w:color w:val="FF0000"/>
+          <w:sz w:val="16"/>
+          <w:szCs w:val="16"/>
+        </w:rPr>
+        <w:t>ㄇㄛˋ</w:t>
+      </w:r>
+      <w:r>
+        <w:rPr>
+          <w:rFonts w:hint="eastAsia"/>
+          <w:color w:val="0F0F0F"/>
+          <w:szCs w:val="28"/>
+        </w:rPr>
+        <w:t>)</w:t>
+      </w:r>
+      <w:r>
+        <w:rPr>
+          <w:rFonts w:hint="eastAsia"/>
+          <w:color w:val="0F0F0F"/>
+          <w:szCs w:val="28"/>
+        </w:rPr>
+        <w:t>然：突然，猛然。</w:t>
       </w:r>
     </w:p>
     <w:p>
@@ -1269,23 +815,22 @@
           <w:ilvl w:val="0"/>
           <w:numId w:val="44"/>
         </w:numPr>
-        <w:spacing w:after="0" w:line="420" w:lineRule="exact"/>
-        <w:ind w:leftChars="0" w:left="-6" w:right="0" w:hanging="11"/>
+        <w:spacing w:after="0" w:line="360" w:lineRule="exact"/>
+        <w:ind w:leftChars="0" w:left="284" w:right="0" w:hanging="426"/>
+        <w:jc w:val="both"/>
         <w:rPr>
           <w:color w:val="0F0F0F"/>
           <w:szCs w:val="28"/>
         </w:rPr>
       </w:pPr>
-      <w:proofErr w:type="gramStart"/>
       <w:r>
         <w:rPr>
           <w:rFonts w:hint="eastAsia"/>
           <w:color w:val="0F0F0F"/>
           <w:szCs w:val="28"/>
         </w:rPr>
-        <w:t>驀</w:t>
-      </w:r>
-      <w:proofErr w:type="gramEnd"/>
+        <w:t>闌珊</w:t>
+      </w:r>
       <w:r>
         <w:rPr>
           <w:rFonts w:hint="eastAsia"/>
@@ -1294,7 +839,6 @@
         </w:rPr>
         <w:t>(</w:t>
       </w:r>
-      <w:proofErr w:type="gramStart"/>
       <w:r>
         <w:rPr>
           <w:rFonts w:hint="eastAsia"/>
@@ -1302,9 +846,8 @@
           <w:sz w:val="16"/>
           <w:szCs w:val="16"/>
         </w:rPr>
-        <w:t>ㄇㄛˋ</w:t>
-      </w:r>
-      <w:proofErr w:type="gramEnd"/>
+        <w:t>ㄌㄢˊ ㄕㄢ</w:t>
+      </w:r>
       <w:r>
         <w:rPr>
           <w:rFonts w:hint="eastAsia"/>
@@ -1319,130 +862,127 @@
           <w:color w:val="0F0F0F"/>
           <w:szCs w:val="28"/>
         </w:rPr>
-        <w:t>然：突然，猛然。</w:t>
+        <w:t>：零落稀疏的樣子</w:t>
       </w:r>
     </w:p>
     <w:p>
       <w:pPr>
         <w:pStyle w:val="aa"/>
-        <w:numPr>
-          <w:ilvl w:val="0"/>
-          <w:numId w:val="44"/>
-        </w:numPr>
         <w:tabs>
           <w:tab w:val="left" w:pos="7748"/>
         </w:tabs>
-        <w:spacing w:after="0" w:line="420" w:lineRule="exact"/>
-        <w:ind w:leftChars="0" w:right="0"/>
-        <w:rPr>
-          <w:color w:val="0F0F0F"/>
-          <w:szCs w:val="28"/>
-        </w:rPr>
-        <w:sectPr>
-          <w:footerReference w:type="default" r:id="rId10"/>
-          <w:pgSz w:w="11906" w:h="16838"/>
-          <w:pgMar w:top="567" w:right="851" w:bottom="567" w:left="851" w:header="567" w:footer="283" w:gutter="0"/>
-          <w:cols w:space="720"/>
-          <w:docGrid w:linePitch="381"/>
-        </w:sectPr>
-      </w:pPr>
-      <w:r>
-        <w:rPr>
-          <w:rFonts w:hint="eastAsia"/>
-          <w:color w:val="0F0F0F"/>
-          <w:szCs w:val="28"/>
-        </w:rPr>
-        <w:t>闌珊</w:t>
-      </w:r>
-      <w:r>
-        <w:rPr>
-          <w:rFonts w:hint="eastAsia"/>
-          <w:color w:val="0F0F0F"/>
-          <w:szCs w:val="28"/>
-        </w:rPr>
-        <w:t>(</w:t>
-      </w:r>
-      <w:proofErr w:type="gramStart"/>
-      <w:r>
-        <w:rPr>
-          <w:rFonts w:hint="eastAsia"/>
-          <w:color w:val="FF0000"/>
-          <w:sz w:val="16"/>
-          <w:szCs w:val="16"/>
-        </w:rPr>
-        <w:t>ㄌㄢˊ</w:t>
-      </w:r>
-      <w:proofErr w:type="gramEnd"/>
-      <w:r>
-        <w:rPr>
-          <w:rFonts w:hint="eastAsia"/>
-          <w:color w:val="FF0000"/>
-          <w:sz w:val="16"/>
-          <w:szCs w:val="16"/>
-        </w:rPr>
-        <w:t xml:space="preserve"> </w:t>
-      </w:r>
-      <w:proofErr w:type="gramStart"/>
-      <w:r>
-        <w:rPr>
-          <w:rFonts w:hint="eastAsia"/>
-          <w:color w:val="FF0000"/>
-          <w:sz w:val="16"/>
-          <w:szCs w:val="16"/>
-        </w:rPr>
-        <w:t>ㄕㄢ</w:t>
-      </w:r>
-      <w:proofErr w:type="gramEnd"/>
-      <w:r>
-        <w:rPr>
-          <w:rFonts w:hint="eastAsia"/>
-          <w:color w:val="0F0F0F"/>
-          <w:szCs w:val="28"/>
-        </w:rPr>
-        <w:t>)</w:t>
-      </w:r>
-      <w:r>
-        <w:rPr>
-          <w:rFonts w:hint="eastAsia"/>
-          <w:color w:val="0F0F0F"/>
-          <w:szCs w:val="28"/>
-        </w:rPr>
-        <w:t>：零落稀疏的樣子。</w:t>
+        <w:spacing w:beforeLines="50" w:before="120" w:after="0" w:line="440" w:lineRule="exact"/>
+        <w:ind w:leftChars="0" w:left="0" w:right="0" w:firstLine="0"/>
+        <w:jc w:val="both"/>
+        <w:rPr>
+          <w:bCs/>
+          <w:szCs w:val="28"/>
+        </w:rPr>
+      </w:pPr>
+      <w:r>
+        <w:rPr>
+          <w:rFonts w:hint="eastAsia"/>
+          <w:sz w:val="32"/>
+          <w:szCs w:val="32"/>
+          <w:bdr w:val="single" w:sz="4" w:space="0" w:color="auto"/>
+        </w:rPr>
+        <w:t>賞析</w:t>
+      </w:r>
+      <w:r>
+        <w:rPr>
+          <w:rFonts w:hint="eastAsia"/>
+          <w:bCs/>
+          <w:szCs w:val="28"/>
+        </w:rPr>
+        <w:t xml:space="preserve">　</w:t>
       </w:r>
     </w:p>
     <w:p>
       <w:pPr>
+        <w:pStyle w:val="aa"/>
         <w:tabs>
           <w:tab w:val="left" w:pos="7748"/>
         </w:tabs>
-        <w:spacing w:after="0" w:line="400" w:lineRule="exact"/>
-        <w:ind w:left="-17" w:right="0" w:firstLine="0"/>
-        <w:rPr>
-          <w:szCs w:val="28"/>
-        </w:rPr>
-      </w:pPr>
-      <w:r>
-        <w:rPr>
-          <w:rFonts w:hint="eastAsia"/>
-          <w:sz w:val="32"/>
-          <w:szCs w:val="32"/>
-          <w:bdr w:val="single" w:sz="4" w:space="0" w:color="auto"/>
-        </w:rPr>
-        <w:lastRenderedPageBreak/>
-        <w:t>賞析</w:t>
-      </w:r>
-      <w:r>
-        <w:rPr>
-          <w:rFonts w:hint="eastAsia"/>
-          <w:szCs w:val="28"/>
-        </w:rPr>
-        <w:t xml:space="preserve"> </w:t>
+        <w:spacing w:after="0" w:line="360" w:lineRule="exact"/>
+        <w:ind w:leftChars="0" w:left="0" w:right="0" w:firstLine="0"/>
+        <w:jc w:val="both"/>
+        <w:rPr>
+          <w:bCs/>
+          <w:szCs w:val="28"/>
+        </w:rPr>
+      </w:pPr>
+      <w:r>
+        <w:rPr>
+          <w:rFonts w:hint="eastAsia"/>
+          <w:bCs/>
+          <w:szCs w:val="28"/>
+          <w:u w:val="single"/>
+        </w:rPr>
+        <w:t>辛棄疾</w:t>
+      </w:r>
+      <w:r>
+        <w:rPr>
+          <w:rFonts w:hint="eastAsia"/>
+          <w:bCs/>
+          <w:szCs w:val="28"/>
+        </w:rPr>
+        <w:t>的《青玉案·元夕》是</w:t>
+      </w:r>
+      <w:r>
+        <w:rPr>
+          <w:rFonts w:hint="eastAsia"/>
+          <w:bCs/>
+          <w:szCs w:val="28"/>
+          <w:u w:val="single"/>
+        </w:rPr>
+        <w:t>宋</w:t>
+      </w:r>
+      <w:r>
+        <w:rPr>
+          <w:rFonts w:hint="eastAsia"/>
+          <w:bCs/>
+          <w:szCs w:val="28"/>
+        </w:rPr>
+        <w:t>詞中描繪元宵佳節的千古絕唱。詞人以極具畫面感的筆觸，</w:t>
+      </w:r>
+      <w:r>
+        <w:rPr>
+          <w:rFonts w:hint="eastAsia"/>
+          <w:b/>
+          <w:szCs w:val="28"/>
+        </w:rPr>
+        <w:t>渲染</w:t>
+      </w:r>
+      <w:r>
+        <w:rPr>
+          <w:rFonts w:hint="eastAsia"/>
+          <w:bCs/>
+          <w:szCs w:val="28"/>
+        </w:rPr>
+        <w:t>出極致的熱鬧繁華，最終卻將焦點落在一角孤寂，創造出</w:t>
+      </w:r>
+      <w:r>
+        <w:rPr>
+          <w:rFonts w:hint="eastAsia"/>
+          <w:b/>
+          <w:szCs w:val="28"/>
+        </w:rPr>
+        <w:t>動靜交融</w:t>
+      </w:r>
+      <w:r>
+        <w:rPr>
+          <w:rFonts w:hint="eastAsia"/>
+          <w:bCs/>
+          <w:szCs w:val="28"/>
+        </w:rPr>
+        <w:t>、虛實相生的藝術境界。</w:t>
       </w:r>
     </w:p>
     <w:p>
       <w:pPr>
-        <w:spacing w:after="0" w:line="440" w:lineRule="exact"/>
+        <w:spacing w:after="0" w:line="360" w:lineRule="exact"/>
         <w:ind w:left="-6" w:right="0" w:hanging="11"/>
+        <w:jc w:val="both"/>
         <w:rPr>
           <w:bCs/>
           <w:szCs w:val="28"/>
@@ -1454,7 +994,15 @@
           <w:bCs/>
           <w:szCs w:val="28"/>
         </w:rPr>
-        <w:t xml:space="preserve">    </w:t>
+        <w:t xml:space="preserve">　　</w:t>
+      </w:r>
+      <w:r>
+        <w:rPr>
+          <w:rFonts w:hint="eastAsia"/>
+          <w:b/>
+          <w:szCs w:val="28"/>
+        </w:rPr>
+        <w:t>上片</w:t>
       </w:r>
       <w:r>
         <w:rPr>
@@ -1462,7 +1010,15 @@
           <w:bCs/>
           <w:szCs w:val="28"/>
         </w:rPr>
-        <w:t>陰曆正月十五</w:t>
+        <w:t>開篇「東風夜放花千樹，更吹落、星如雨」，詞人運用誇張與比喻，將滿城</w:t>
+      </w:r>
+      <w:r>
+        <w:rPr>
+          <w:rFonts w:hint="eastAsia"/>
+          <w:b/>
+          <w:szCs w:val="28"/>
+        </w:rPr>
+        <w:t>璀璨</w:t>
       </w:r>
       <w:r>
         <w:rPr>
@@ -1470,7 +1026,15 @@
           <w:bCs/>
           <w:szCs w:val="28"/>
         </w:rPr>
-        <w:t>為</w:t>
+        <w:t>的燈火形容為東風吹開的千樹花朵，又如被狂風吹落的漫天繁星。隨後，「寶馬雕車香滿路」展現</w:t>
+      </w:r>
+      <w:r>
+        <w:rPr>
+          <w:rFonts w:hint="eastAsia"/>
+          <w:b/>
+          <w:szCs w:val="28"/>
+        </w:rPr>
+        <w:t>遊人如織</w:t>
       </w:r>
       <w:r>
         <w:rPr>
@@ -1478,340 +1042,62 @@
           <w:bCs/>
           <w:szCs w:val="28"/>
         </w:rPr>
-        <w:t>上元節，這日晚上</w:t>
-      </w:r>
-      <w:proofErr w:type="gramStart"/>
+        <w:t>、</w:t>
+      </w:r>
+      <w:r>
+        <w:rPr>
+          <w:rFonts w:hint="eastAsia"/>
+          <w:b/>
+          <w:szCs w:val="28"/>
+        </w:rPr>
+        <w:t>車水馬龍</w:t>
+      </w:r>
       <w:r>
         <w:rPr>
           <w:rFonts w:hint="eastAsia"/>
           <w:bCs/>
           <w:szCs w:val="28"/>
         </w:rPr>
-        <w:t>稱元夕</w:t>
-      </w:r>
-      <w:proofErr w:type="gramEnd"/>
+        <w:t>的盛況；「鳳簫聲動，玉壺光轉，一夜魚龍舞」則從聽覺與視覺雙重切入，歡快的樂曲聲、轉動的明月與精美的魚龍花燈交相輝映，</w:t>
+      </w:r>
+      <w:r>
+        <w:rPr>
+          <w:rFonts w:hint="eastAsia"/>
+          <w:b/>
+          <w:szCs w:val="28"/>
+        </w:rPr>
+        <w:t>勾勒</w:t>
+      </w:r>
       <w:r>
         <w:rPr>
           <w:rFonts w:hint="eastAsia"/>
           <w:bCs/>
           <w:szCs w:val="28"/>
         </w:rPr>
-        <w:t>，亦稱元宵，</w:t>
-      </w:r>
-      <w:proofErr w:type="gramStart"/>
+        <w:t>出一幅通宵達</w:t>
+      </w:r>
       <w:r>
         <w:rPr>
           <w:rFonts w:hint="eastAsia"/>
           <w:bCs/>
           <w:szCs w:val="28"/>
         </w:rPr>
-        <w:t>元夜</w:t>
-      </w:r>
-      <w:proofErr w:type="gramEnd"/>
+        <w:t>旦</w:t>
+      </w:r>
       <w:r>
         <w:rPr>
           <w:rFonts w:hint="eastAsia"/>
           <w:bCs/>
           <w:szCs w:val="28"/>
         </w:rPr>
-        <w:t>。我國古代有</w:t>
-      </w:r>
-      <w:proofErr w:type="gramStart"/>
-      <w:r>
-        <w:rPr>
-          <w:rFonts w:hint="eastAsia"/>
-          <w:bCs/>
-          <w:szCs w:val="28"/>
-        </w:rPr>
-        <w:t>元夕觀燈</w:t>
-      </w:r>
-      <w:proofErr w:type="gramEnd"/>
-      <w:r>
-        <w:rPr>
-          <w:rFonts w:hint="eastAsia"/>
-          <w:bCs/>
-          <w:szCs w:val="28"/>
-        </w:rPr>
-        <w:t>的風俗。玉壺：指月亮。魚龍舞：</w:t>
-      </w:r>
-      <w:proofErr w:type="gramStart"/>
-      <w:r>
-        <w:rPr>
-          <w:rFonts w:hint="eastAsia"/>
-          <w:bCs/>
-          <w:szCs w:val="28"/>
-        </w:rPr>
-        <w:t>指舞魚</w:t>
-      </w:r>
-      <w:proofErr w:type="gramEnd"/>
-      <w:r>
-        <w:rPr>
-          <w:rFonts w:hint="eastAsia"/>
-          <w:bCs/>
-          <w:szCs w:val="28"/>
-        </w:rPr>
-        <w:t>燈、龍燈之類。這是一首別有寄託</w:t>
-      </w:r>
-      <w:proofErr w:type="gramStart"/>
-      <w:r>
-        <w:rPr>
-          <w:rFonts w:hint="eastAsia"/>
-          <w:bCs/>
-          <w:szCs w:val="28"/>
-        </w:rPr>
-        <w:t>的詞作</w:t>
-      </w:r>
-      <w:proofErr w:type="gramEnd"/>
-      <w:r>
-        <w:rPr>
-          <w:rFonts w:hint="eastAsia"/>
-          <w:bCs/>
-          <w:szCs w:val="28"/>
-        </w:rPr>
-        <w:t>。詞人假借對一位厭惡熱鬧、自甘寂寞的女子的尋求，含蓄地表達了自己的高潔志向和情懷．</w:t>
-      </w:r>
-      <w:r>
-        <w:rPr>
-          <w:rFonts w:hint="eastAsia"/>
-          <w:bCs/>
-          <w:szCs w:val="28"/>
-          <w:u w:val="single"/>
-        </w:rPr>
-        <w:t>梁啓超</w:t>
-      </w:r>
-      <w:r>
-        <w:rPr>
-          <w:rFonts w:hint="eastAsia"/>
-          <w:bCs/>
-          <w:szCs w:val="28"/>
-        </w:rPr>
-        <w:t>《藝蘅</w:t>
-      </w:r>
-      <w:r>
-        <w:rPr>
-          <w:rFonts w:hint="eastAsia"/>
-          <w:bCs/>
-          <w:szCs w:val="28"/>
-        </w:rPr>
-        <w:t>(</w:t>
-      </w:r>
-      <w:r>
-        <w:rPr>
-          <w:rFonts w:hint="eastAsia"/>
-          <w:bCs/>
-          <w:color w:val="FF0000"/>
-          <w:sz w:val="16"/>
-          <w:szCs w:val="16"/>
-        </w:rPr>
-        <w:t>ㄏㄥˊ</w:t>
-      </w:r>
-      <w:r>
-        <w:rPr>
-          <w:rFonts w:hint="eastAsia"/>
-          <w:bCs/>
-          <w:szCs w:val="28"/>
-        </w:rPr>
-        <w:t>)</w:t>
-      </w:r>
-      <w:r>
-        <w:rPr>
-          <w:rFonts w:hint="eastAsia"/>
-          <w:bCs/>
-          <w:szCs w:val="28"/>
-        </w:rPr>
-        <w:t>館胡詞選》雲：“自</w:t>
-      </w:r>
-      <w:proofErr w:type="gramStart"/>
-      <w:r>
-        <w:rPr>
-          <w:rFonts w:hint="eastAsia"/>
-          <w:bCs/>
-          <w:szCs w:val="28"/>
-        </w:rPr>
-        <w:t>憐幽獨</w:t>
-      </w:r>
-      <w:proofErr w:type="gramEnd"/>
-      <w:r>
-        <w:rPr>
-          <w:rFonts w:hint="eastAsia"/>
-          <w:bCs/>
-          <w:szCs w:val="28"/>
-        </w:rPr>
-        <w:t>，傷心人別有懷抱。”其體會是可信的。詞的</w:t>
-      </w:r>
-      <w:r>
-        <w:rPr>
-          <w:rFonts w:hint="eastAsia"/>
-          <w:b/>
-          <w:szCs w:val="28"/>
-        </w:rPr>
-        <w:t>上片</w:t>
-      </w:r>
-      <w:r>
-        <w:rPr>
-          <w:rFonts w:hint="eastAsia"/>
-          <w:bCs/>
-          <w:szCs w:val="28"/>
-        </w:rPr>
-        <w:t>，</w:t>
-      </w:r>
-      <w:proofErr w:type="gramStart"/>
-      <w:r>
-        <w:rPr>
-          <w:rFonts w:hint="eastAsia"/>
-          <w:bCs/>
-          <w:szCs w:val="28"/>
-        </w:rPr>
-        <w:t>極寫元夕</w:t>
-      </w:r>
-      <w:proofErr w:type="gramEnd"/>
-      <w:r>
-        <w:rPr>
-          <w:rFonts w:hint="eastAsia"/>
-          <w:bCs/>
-          <w:szCs w:val="28"/>
-        </w:rPr>
-        <w:t>燈火輝煌、歌舞繁盛的熱鬧景</w:t>
-      </w:r>
-      <w:r>
-        <w:rPr>
-          <w:rFonts w:hint="eastAsia"/>
-          <w:bCs/>
-          <w:szCs w:val="28"/>
-        </w:rPr>
-        <w:t>像</w:t>
-      </w:r>
-      <w:r>
-        <w:rPr>
-          <w:rFonts w:hint="eastAsia"/>
-          <w:bCs/>
-          <w:szCs w:val="28"/>
-        </w:rPr>
-        <w:t>。“東風夜放花千樹，更吹落、星如雨，”前</w:t>
-      </w:r>
-      <w:proofErr w:type="gramStart"/>
-      <w:r>
-        <w:rPr>
-          <w:rFonts w:hint="eastAsia"/>
-          <w:bCs/>
-          <w:szCs w:val="28"/>
-        </w:rPr>
-        <w:t>一句寫燈</w:t>
-      </w:r>
-      <w:proofErr w:type="gramEnd"/>
-      <w:r>
-        <w:rPr>
-          <w:rFonts w:hint="eastAsia"/>
-          <w:bCs/>
-          <w:szCs w:val="28"/>
-        </w:rPr>
-        <w:t>，後一句寫焰火。上元之夜，</w:t>
-      </w:r>
-      <w:proofErr w:type="gramStart"/>
-      <w:r>
-        <w:rPr>
-          <w:rFonts w:hint="eastAsia"/>
-          <w:bCs/>
-          <w:szCs w:val="28"/>
-        </w:rPr>
-        <w:t>滿城燈火</w:t>
-      </w:r>
-      <w:proofErr w:type="gramEnd"/>
-      <w:r>
-        <w:rPr>
-          <w:rFonts w:hint="eastAsia"/>
-          <w:bCs/>
-          <w:szCs w:val="28"/>
-        </w:rPr>
-        <w:t>，就</w:t>
-      </w:r>
-      <w:r>
-        <w:rPr>
-          <w:rFonts w:hint="eastAsia"/>
-          <w:bCs/>
-          <w:szCs w:val="28"/>
-        </w:rPr>
-        <w:t>像</w:t>
-      </w:r>
-      <w:r>
-        <w:rPr>
-          <w:rFonts w:hint="eastAsia"/>
-          <w:bCs/>
-          <w:szCs w:val="28"/>
-        </w:rPr>
-        <w:t>一夜春風吹開了</w:t>
-      </w:r>
-      <w:proofErr w:type="gramStart"/>
-      <w:r>
-        <w:rPr>
-          <w:rFonts w:hint="eastAsia"/>
-          <w:bCs/>
-          <w:szCs w:val="28"/>
-        </w:rPr>
-        <w:t>千樹萬樹</w:t>
-      </w:r>
-      <w:proofErr w:type="gramEnd"/>
-      <w:r>
-        <w:rPr>
-          <w:rFonts w:hint="eastAsia"/>
-          <w:bCs/>
-          <w:szCs w:val="28"/>
-        </w:rPr>
-        <w:t>的繁花，滿天的焰火明滅，又</w:t>
-      </w:r>
-      <w:r>
-        <w:rPr>
-          <w:rFonts w:hint="eastAsia"/>
-          <w:bCs/>
-          <w:szCs w:val="28"/>
-        </w:rPr>
-        <w:t>像</w:t>
-      </w:r>
-      <w:r>
-        <w:rPr>
-          <w:rFonts w:hint="eastAsia"/>
-          <w:bCs/>
-          <w:szCs w:val="28"/>
-        </w:rPr>
-        <w:t>是春風把滿天星斗吹落。真是一片燈的海洋，焰火的世界，令人</w:t>
-      </w:r>
-      <w:r>
-        <w:rPr>
-          <w:rFonts w:hint="eastAsia"/>
-          <w:b/>
-          <w:szCs w:val="28"/>
-        </w:rPr>
-        <w:t>眼花</w:t>
-      </w:r>
-      <w:r>
-        <w:rPr>
-          <w:rFonts w:hint="eastAsia"/>
-          <w:b/>
-          <w:szCs w:val="28"/>
-        </w:rPr>
-        <w:t>撩</w:t>
-      </w:r>
-      <w:r>
-        <w:rPr>
-          <w:rFonts w:hint="eastAsia"/>
-          <w:b/>
-          <w:szCs w:val="28"/>
-        </w:rPr>
-        <w:t>亂</w:t>
-      </w:r>
-      <w:r>
-        <w:rPr>
-          <w:rFonts w:hint="eastAsia"/>
-          <w:bCs/>
-          <w:szCs w:val="28"/>
-        </w:rPr>
-        <w:t>。</w:t>
+        <w:t>、萬民同樂的元宵夜景圖。</w:t>
       </w:r>
     </w:p>
     <w:p>
       <w:pPr>
-        <w:spacing w:after="0" w:line="440" w:lineRule="exact"/>
+        <w:spacing w:after="0" w:line="380" w:lineRule="exact"/>
         <w:ind w:left="-6" w:right="0" w:hanging="11"/>
+        <w:jc w:val="both"/>
         <w:rPr>
           <w:bCs/>
           <w:szCs w:val="28"/>
@@ -1823,7 +1109,8 @@
           <w:bCs/>
           <w:szCs w:val="28"/>
         </w:rPr>
-        <w:t xml:space="preserve">    </w:t>
+        <w:lastRenderedPageBreak/>
+        <w:t xml:space="preserve">　　</w:t>
       </w:r>
       <w:r>
         <w:rPr>
@@ -1831,7 +1118,7 @@
           <w:bCs/>
           <w:szCs w:val="28"/>
         </w:rPr>
-        <w:t>“花千樹”、“星如雨”，不僅寫出了燈火之盛、之美，而且也給人熱鬧非凡的感覺，</w:t>
+        <w:t>下片前兩句「蛾兒雪柳黃金縷，笑語盈盈暗香去」，將視線轉向歡度佳節的遊春女子。她們戴著精緻的頭飾，裝扮華麗，隨聲笑語攜著陣陣暗香遠去。然而，這些歡聲笑語與</w:t>
       </w:r>
       <w:r>
         <w:rPr>
@@ -1839,7 +1126,7 @@
           <w:b/>
           <w:szCs w:val="28"/>
         </w:rPr>
-        <w:t>渲染</w:t>
+        <w:t>絢麗</w:t>
       </w:r>
       <w:r>
         <w:rPr>
@@ -1847,186 +1134,48 @@
           <w:bCs/>
           <w:szCs w:val="28"/>
         </w:rPr>
-        <w:t>出了節日的熱烈氣氛。“寶馬雕車香滿路”，是寫遊人之盛。但這</w:t>
-      </w:r>
-      <w:proofErr w:type="gramStart"/>
+        <w:t>裝扮，皆是為了後文做</w:t>
+      </w:r>
+      <w:r>
+        <w:rPr>
+          <w:rFonts w:hint="eastAsia"/>
+          <w:b/>
+          <w:szCs w:val="28"/>
+        </w:rPr>
+        <w:t>鋪墊</w:t>
+      </w:r>
       <w:r>
         <w:rPr>
           <w:rFonts w:hint="eastAsia"/>
           <w:bCs/>
           <w:szCs w:val="28"/>
         </w:rPr>
-        <w:t>裏</w:t>
-      </w:r>
-      <w:proofErr w:type="gramEnd"/>
+        <w:t>與</w:t>
+      </w:r>
+      <w:r>
+        <w:rPr>
+          <w:rFonts w:hint="eastAsia"/>
+          <w:b/>
+          <w:szCs w:val="28"/>
+        </w:rPr>
+        <w:t>反襯</w:t>
+      </w:r>
       <w:r>
         <w:rPr>
           <w:rFonts w:hint="eastAsia"/>
           <w:bCs/>
           <w:szCs w:val="28"/>
         </w:rPr>
-        <w:t>主要還是</w:t>
-      </w:r>
-      <w:r>
-        <w:rPr>
-          <w:rFonts w:hint="eastAsia"/>
-          <w:bCs/>
-          <w:szCs w:val="28"/>
-        </w:rPr>
-        <w:t>為</w:t>
-      </w:r>
-      <w:r>
-        <w:rPr>
-          <w:rFonts w:hint="eastAsia"/>
-          <w:bCs/>
-          <w:szCs w:val="28"/>
-        </w:rPr>
-        <w:t>了渲染氣氛，所以，作者並沒有對遊人作具體描繪，只是從整體</w:t>
-      </w:r>
-      <w:r>
-        <w:rPr>
-          <w:rFonts w:hint="eastAsia"/>
-          <w:bCs/>
-          <w:szCs w:val="28"/>
-        </w:rPr>
-        <w:t>印象</w:t>
-      </w:r>
-      <w:r>
-        <w:rPr>
-          <w:rFonts w:hint="eastAsia"/>
-          <w:bCs/>
-          <w:szCs w:val="28"/>
-        </w:rPr>
-        <w:t>上概括地勾勒了一筆。然而，遊人如織、</w:t>
-      </w:r>
-      <w:bookmarkStart w:id="0" w:name="_Hlk125374586"/>
-      <w:r>
-        <w:rPr>
-          <w:rFonts w:hint="eastAsia"/>
-          <w:b/>
-          <w:szCs w:val="28"/>
-        </w:rPr>
-        <w:t>仕女</w:t>
-      </w:r>
-      <w:r>
-        <w:rPr>
-          <w:rFonts w:hint="eastAsia"/>
-          <w:bCs/>
-          <w:szCs w:val="28"/>
-        </w:rPr>
-        <w:t>如雲</w:t>
-      </w:r>
-      <w:bookmarkEnd w:id="0"/>
-      <w:r>
-        <w:rPr>
-          <w:rFonts w:hint="eastAsia"/>
-          <w:bCs/>
-          <w:szCs w:val="28"/>
-        </w:rPr>
-        <w:t>的景</w:t>
-      </w:r>
-      <w:r>
-        <w:rPr>
-          <w:rFonts w:hint="eastAsia"/>
-          <w:bCs/>
-          <w:szCs w:val="28"/>
-        </w:rPr>
-        <w:t>像</w:t>
-      </w:r>
-      <w:r>
-        <w:rPr>
-          <w:rFonts w:hint="eastAsia"/>
-          <w:bCs/>
-          <w:szCs w:val="28"/>
-        </w:rPr>
-        <w:t>卻已躍然紙上；最後三句描繪歌舞之樂。節日的夜晚，一片狂歡</w:t>
-      </w:r>
-      <w:r>
-        <w:rPr>
-          <w:rFonts w:hint="eastAsia"/>
-          <w:bCs/>
-          <w:szCs w:val="28"/>
-        </w:rPr>
-        <w:t>景象</w:t>
-      </w:r>
-      <w:r>
-        <w:rPr>
-          <w:rFonts w:hint="eastAsia"/>
-          <w:bCs/>
-          <w:szCs w:val="28"/>
-        </w:rPr>
-        <w:t>，到處</w:t>
-      </w:r>
-      <w:proofErr w:type="gramStart"/>
-      <w:r>
-        <w:rPr>
-          <w:rFonts w:hint="eastAsia"/>
-          <w:bCs/>
-          <w:szCs w:val="28"/>
-        </w:rPr>
-        <w:t>是笙簫齊</w:t>
-      </w:r>
-      <w:proofErr w:type="gramEnd"/>
-      <w:r>
-        <w:rPr>
-          <w:rFonts w:hint="eastAsia"/>
-          <w:bCs/>
-          <w:szCs w:val="28"/>
-        </w:rPr>
-        <w:t>鳴，到處</w:t>
-      </w:r>
-      <w:proofErr w:type="gramStart"/>
-      <w:r>
-        <w:rPr>
-          <w:rFonts w:hint="eastAsia"/>
-          <w:bCs/>
-          <w:szCs w:val="28"/>
-        </w:rPr>
-        <w:t>是彩燈飛舞</w:t>
-      </w:r>
-      <w:proofErr w:type="gramEnd"/>
-      <w:r>
-        <w:rPr>
-          <w:rFonts w:hint="eastAsia"/>
-          <w:bCs/>
-          <w:szCs w:val="28"/>
-        </w:rPr>
-        <w:t>，人們在忘情地</w:t>
-      </w:r>
-      <w:proofErr w:type="gramStart"/>
-      <w:r>
-        <w:rPr>
-          <w:rFonts w:hint="eastAsia"/>
-          <w:bCs/>
-          <w:szCs w:val="28"/>
-        </w:rPr>
-        <w:t>歡樂</w:t>
-      </w:r>
-      <w:r>
-        <w:rPr>
-          <w:rFonts w:hint="eastAsia"/>
-          <w:bCs/>
-          <w:szCs w:val="28"/>
-        </w:rPr>
-        <w:t>著</w:t>
-      </w:r>
-      <w:proofErr w:type="gramEnd"/>
-      <w:r>
-        <w:rPr>
-          <w:rFonts w:hint="eastAsia"/>
-          <w:bCs/>
-          <w:szCs w:val="28"/>
-        </w:rPr>
-        <w:t>，</w:t>
+        <w:t>。詞人並未在這些繁華盛景中停下腳步，而是心有所尋。</w:t>
       </w:r>
     </w:p>
     <w:p>
       <w:pPr>
-        <w:spacing w:after="0" w:line="440" w:lineRule="exact"/>
+        <w:spacing w:after="0" w:line="380" w:lineRule="exact"/>
         <w:ind w:left="-6" w:right="0" w:hanging="11"/>
+        <w:jc w:val="both"/>
         <w:rPr>
           <w:bCs/>
-          <w:spacing w:val="-6"/>
           <w:szCs w:val="28"/>
         </w:rPr>
       </w:pPr>
@@ -2034,337 +1183,60 @@
         <w:rPr>
           <w:rFonts w:hint="eastAsia"/>
           <w:bCs/>
-          <w:spacing w:val="-6"/>
-          <w:szCs w:val="28"/>
-        </w:rPr>
-        <w:t xml:space="preserve">    </w:t>
+          <w:szCs w:val="28"/>
+        </w:rPr>
+        <w:t xml:space="preserve">　　</w:t>
       </w:r>
       <w:r>
         <w:rPr>
           <w:rFonts w:hint="eastAsia"/>
           <w:bCs/>
-          <w:spacing w:val="-6"/>
-          <w:szCs w:val="28"/>
-        </w:rPr>
-        <w:t>“一夜魚龍舞”，寫出了人們徹夜狂歡的情景。</w:t>
-      </w:r>
-      <w:r>
-        <w:rPr>
+          <w:szCs w:val="28"/>
+        </w:rPr>
+        <w:t>全詞的核心靈魂在於最後兩句：「衆</w:t>
+      </w:r>
+      <w:r>
+        <w:rPr>
+          <w:rFonts w:hint="eastAsia"/>
           <w:bCs/>
-          <w:spacing w:val="-6"/>
-          <w:szCs w:val="28"/>
-        </w:rPr>
-        <w:t xml:space="preserve"> </w:t>
-      </w:r>
-      <w:proofErr w:type="gramStart"/>
-      <w:r>
-        <w:rPr>
+          <w:szCs w:val="28"/>
+        </w:rPr>
+        <w:t>裡</w:t>
+      </w:r>
+      <w:r>
+        <w:rPr>
+          <w:rFonts w:hint="eastAsia"/>
           <w:bCs/>
-          <w:spacing w:val="-6"/>
-          <w:szCs w:val="28"/>
-        </w:rPr>
-        <w:t>下片寫尋覓</w:t>
-      </w:r>
-      <w:proofErr w:type="gramEnd"/>
-      <w:r>
-        <w:rPr>
-          <w:bCs/>
-          <w:spacing w:val="-6"/>
-          <w:szCs w:val="28"/>
-        </w:rPr>
-        <w:t>意中人的過程。“蛾兒雪柳黃金縷，笑語盈</w:t>
-      </w:r>
-      <w:proofErr w:type="gramStart"/>
-      <w:r>
-        <w:rPr>
-          <w:bCs/>
-          <w:spacing w:val="-6"/>
-          <w:szCs w:val="28"/>
-        </w:rPr>
-        <w:t>盈</w:t>
-      </w:r>
-      <w:proofErr w:type="gramEnd"/>
-      <w:r>
-        <w:rPr>
-          <w:bCs/>
-          <w:spacing w:val="-6"/>
-          <w:szCs w:val="28"/>
-        </w:rPr>
-        <w:t>暗香去。“觀燈看花”的婦女，頭上戴</w:t>
-      </w:r>
-      <w:r>
-        <w:rPr>
-          <w:rFonts w:hint="eastAsia"/>
-          <w:bCs/>
-          <w:spacing w:val="-6"/>
-          <w:szCs w:val="28"/>
-        </w:rPr>
-        <w:t>著</w:t>
-      </w:r>
-      <w:r>
-        <w:rPr>
-          <w:rFonts w:hint="eastAsia"/>
-          <w:bCs/>
-          <w:spacing w:val="-6"/>
-          <w:szCs w:val="28"/>
-        </w:rPr>
-        <w:t>“蛾兒”、“雪柳”、“黃金縷”等裝飾品，</w:t>
-      </w:r>
-      <w:proofErr w:type="gramStart"/>
-      <w:r>
-        <w:rPr>
-          <w:rFonts w:hint="eastAsia"/>
-          <w:bCs/>
-          <w:spacing w:val="-6"/>
-          <w:szCs w:val="28"/>
-        </w:rPr>
-        <w:t>一</w:t>
-      </w:r>
-      <w:proofErr w:type="gramEnd"/>
-      <w:r>
-        <w:rPr>
-          <w:rFonts w:hint="eastAsia"/>
-          <w:bCs/>
-          <w:spacing w:val="-6"/>
-          <w:szCs w:val="28"/>
-        </w:rPr>
-        <w:t>個個打扮得花枝招展，整整齊齊，漂漂亮亮。她們一路笑語，帶</w:t>
-      </w:r>
-      <w:r>
-        <w:rPr>
-          <w:rFonts w:hint="eastAsia"/>
-          <w:bCs/>
-          <w:spacing w:val="-6"/>
-          <w:szCs w:val="28"/>
-        </w:rPr>
-        <w:t>著</w:t>
-      </w:r>
-      <w:r>
-        <w:rPr>
-          <w:rFonts w:hint="eastAsia"/>
-          <w:bCs/>
-          <w:spacing w:val="-6"/>
-          <w:szCs w:val="28"/>
-        </w:rPr>
-        <w:t>幽香，從詞人眼前走過，這</w:t>
-      </w:r>
-      <w:proofErr w:type="gramStart"/>
-      <w:r>
-        <w:rPr>
-          <w:rFonts w:hint="eastAsia"/>
-          <w:bCs/>
-          <w:spacing w:val="-6"/>
-          <w:szCs w:val="28"/>
-        </w:rPr>
-        <w:t>裏</w:t>
-      </w:r>
-      <w:proofErr w:type="gramEnd"/>
-      <w:r>
-        <w:rPr>
-          <w:rFonts w:hint="eastAsia"/>
-          <w:bCs/>
-          <w:spacing w:val="-6"/>
-          <w:szCs w:val="28"/>
-        </w:rPr>
-        <w:t>作者具體地描寫</w:t>
-      </w:r>
-      <w:proofErr w:type="gramStart"/>
-      <w:r>
-        <w:rPr>
-          <w:rFonts w:hint="eastAsia"/>
-          <w:bCs/>
-          <w:spacing w:val="-6"/>
-          <w:szCs w:val="28"/>
-        </w:rPr>
-        <w:t>了觀燈的</w:t>
-      </w:r>
-      <w:proofErr w:type="gramEnd"/>
-      <w:r>
-        <w:rPr>
-          <w:rFonts w:hint="eastAsia"/>
-          <w:bCs/>
-          <w:spacing w:val="-6"/>
-          <w:szCs w:val="28"/>
-        </w:rPr>
-        <w:t>遊人，也是對上片“寶馬雕車香滿路”描寫的一個補充，同時，一個“去”字也暗傳出對意中人的尋覓。在</w:t>
-      </w:r>
-      <w:r>
-        <w:rPr>
-          <w:rFonts w:hint="eastAsia"/>
-          <w:b/>
-          <w:spacing w:val="-6"/>
-          <w:szCs w:val="28"/>
-        </w:rPr>
-        <w:t>熙熙攘攘</w:t>
-      </w:r>
-      <w:r>
-        <w:rPr>
-          <w:rFonts w:hint="eastAsia"/>
-          <w:bCs/>
-          <w:spacing w:val="-6"/>
-          <w:szCs w:val="28"/>
-        </w:rPr>
-        <w:t>的遊人中，他尋找</w:t>
-      </w:r>
-      <w:r>
-        <w:rPr>
-          <w:rFonts w:hint="eastAsia"/>
-          <w:bCs/>
-          <w:spacing w:val="-6"/>
-          <w:szCs w:val="28"/>
-        </w:rPr>
-        <w:t>著</w:t>
-      </w:r>
-      <w:r>
-        <w:rPr>
-          <w:rFonts w:hint="eastAsia"/>
-          <w:bCs/>
-          <w:spacing w:val="-6"/>
-          <w:szCs w:val="28"/>
-        </w:rPr>
-        <w:t>，</w:t>
-      </w:r>
-      <w:r>
-        <w:rPr>
-          <w:rFonts w:hint="eastAsia"/>
-          <w:bCs/>
-          <w:spacing w:val="-6"/>
-          <w:szCs w:val="28"/>
-        </w:rPr>
-        <w:t>辨</w:t>
-      </w:r>
-      <w:r>
-        <w:rPr>
-          <w:rFonts w:hint="eastAsia"/>
-          <w:bCs/>
-          <w:spacing w:val="-6"/>
-          <w:szCs w:val="28"/>
-        </w:rPr>
-        <w:t>認</w:t>
-      </w:r>
-      <w:r>
-        <w:rPr>
-          <w:rFonts w:hint="eastAsia"/>
-          <w:bCs/>
-          <w:spacing w:val="-6"/>
-          <w:szCs w:val="28"/>
-        </w:rPr>
-        <w:t>著</w:t>
-      </w:r>
-      <w:r>
-        <w:rPr>
-          <w:rFonts w:hint="eastAsia"/>
-          <w:bCs/>
-          <w:spacing w:val="-6"/>
-          <w:szCs w:val="28"/>
-        </w:rPr>
-        <w:t>，</w:t>
-      </w:r>
-      <w:proofErr w:type="gramStart"/>
-      <w:r>
-        <w:rPr>
-          <w:rFonts w:hint="eastAsia"/>
-          <w:bCs/>
-          <w:spacing w:val="-6"/>
-          <w:szCs w:val="28"/>
-        </w:rPr>
-        <w:t>一</w:t>
-      </w:r>
-      <w:proofErr w:type="gramEnd"/>
-      <w:r>
-        <w:rPr>
-          <w:rFonts w:hint="eastAsia"/>
-          <w:bCs/>
-          <w:spacing w:val="-6"/>
-          <w:szCs w:val="28"/>
-        </w:rPr>
-        <w:t>個個少女</w:t>
-      </w:r>
-      <w:proofErr w:type="gramStart"/>
-      <w:r>
-        <w:rPr>
-          <w:rFonts w:hint="eastAsia"/>
-          <w:bCs/>
-          <w:spacing w:val="-6"/>
-          <w:szCs w:val="28"/>
-        </w:rPr>
-        <w:t>美婦從</w:t>
-      </w:r>
-      <w:proofErr w:type="gramEnd"/>
-      <w:r>
-        <w:rPr>
-          <w:rFonts w:hint="eastAsia"/>
-          <w:bCs/>
-          <w:spacing w:val="-6"/>
-          <w:szCs w:val="28"/>
-        </w:rPr>
-        <w:t>他眼前過去了，可是，卻沒有</w:t>
-      </w:r>
-      <w:proofErr w:type="gramStart"/>
-      <w:r>
-        <w:rPr>
-          <w:rFonts w:hint="eastAsia"/>
-          <w:bCs/>
-          <w:spacing w:val="-6"/>
-          <w:szCs w:val="28"/>
-        </w:rPr>
-        <w:t>一</w:t>
-      </w:r>
-      <w:proofErr w:type="gramEnd"/>
-      <w:r>
-        <w:rPr>
-          <w:rFonts w:hint="eastAsia"/>
-          <w:bCs/>
-          <w:spacing w:val="-6"/>
-          <w:szCs w:val="28"/>
-        </w:rPr>
-        <w:t>個人是他要尋找的。那麼他所要尋找的意中人在哪</w:t>
-      </w:r>
-      <w:proofErr w:type="gramStart"/>
-      <w:r>
-        <w:rPr>
-          <w:rFonts w:hint="eastAsia"/>
-          <w:bCs/>
-          <w:spacing w:val="-6"/>
-          <w:szCs w:val="28"/>
-        </w:rPr>
-        <w:t>裏</w:t>
-      </w:r>
-      <w:proofErr w:type="gramEnd"/>
-      <w:r>
-        <w:rPr>
-          <w:rFonts w:hint="eastAsia"/>
-          <w:bCs/>
-          <w:spacing w:val="-6"/>
-          <w:szCs w:val="28"/>
-        </w:rPr>
-        <w:t>呢</w:t>
-      </w:r>
-      <w:r>
-        <w:rPr>
-          <w:bCs/>
-          <w:spacing w:val="-6"/>
-          <w:szCs w:val="28"/>
-        </w:rPr>
-        <w:t>?</w:t>
+          <w:szCs w:val="28"/>
+        </w:rPr>
+        <w:t>尋他千百度。驀然回首，那人卻在，燈火闌珊處。」在歷經無數次的尋覓與失落後，詞人無意間回頭，才發現心中所找尋的那個人，竟獨自立在燈火稀疏、冷落偏僻的地方。這位不隨波逐流、甘於寂寞的「那人」，正是詞人自身的精神寫照。</w:t>
       </w:r>
     </w:p>
     <w:p>
       <w:pPr>
-        <w:spacing w:after="0" w:line="440" w:lineRule="exact"/>
+        <w:spacing w:after="0" w:line="380" w:lineRule="exact"/>
         <w:ind w:left="-6" w:right="0" w:hanging="11"/>
-        <w:rPr>
+        <w:jc w:val="both"/>
+        <w:rPr>
+          <w:szCs w:val="28"/>
+        </w:rPr>
+      </w:pPr>
+      <w:r>
+        <w:rPr>
+          <w:rFonts w:hint="eastAsia"/>
           <w:bCs/>
           <w:szCs w:val="28"/>
         </w:rPr>
-      </w:pPr>
+        <w:t xml:space="preserve">　　</w:t>
+      </w:r>
       <w:r>
         <w:rPr>
           <w:rFonts w:hint="eastAsia"/>
           <w:bCs/>
           <w:szCs w:val="28"/>
-        </w:rPr>
-        <w:t xml:space="preserve">    </w:t>
+          <w:u w:val="single"/>
+        </w:rPr>
+        <w:t>南宋</w:t>
       </w:r>
       <w:r>
         <w:rPr>
@@ -2372,473 +1244,53 @@
           <w:bCs/>
           <w:szCs w:val="28"/>
         </w:rPr>
-        <w:t>“衆裏尋他千百度，驀然回首，那人卻在、燈火闌珊處。”經過千百次的尋覓，終於在燈火冷落的地方發現了她。人們都在盡情的狂歡，陶醉在熱鬧場中，可是她卻在</w:t>
-      </w:r>
-      <w:proofErr w:type="gramStart"/>
+        <w:t>時期</w:t>
+      </w:r>
+      <w:r>
+        <w:rPr>
+          <w:rFonts w:hint="eastAsia"/>
+          <w:b/>
+          <w:szCs w:val="28"/>
+        </w:rPr>
+        <w:t>偏安一隅</w:t>
+      </w:r>
       <w:r>
         <w:rPr>
           <w:rFonts w:hint="eastAsia"/>
           <w:bCs/>
           <w:szCs w:val="28"/>
         </w:rPr>
-        <w:t>熱鬧圈</w:t>
-      </w:r>
-      <w:proofErr w:type="gramEnd"/>
+        <w:t>，朝廷主和派當道，</w:t>
+      </w:r>
       <w:r>
         <w:rPr>
           <w:rFonts w:hint="eastAsia"/>
           <w:bCs/>
           <w:szCs w:val="28"/>
-        </w:rPr>
-        <w:t>外；獨自站在“燈火闌珊處”，充分顯示了“那人”的與衆不同和孤高。“衆裏尋她千百度”極寫尋覓之苦，而“驀然”二字則寫出了發現意中人後的驚喜之情。這</w:t>
-      </w:r>
-      <w:proofErr w:type="gramStart"/>
+          <w:u w:val="single"/>
+        </w:rPr>
+        <w:t>辛棄疾</w:t>
+      </w:r>
       <w:r>
         <w:rPr>
           <w:rFonts w:hint="eastAsia"/>
           <w:bCs/>
           <w:szCs w:val="28"/>
         </w:rPr>
-        <w:t>裏</w:t>
-      </w:r>
-      <w:proofErr w:type="gramEnd"/>
+        <w:t>報國無門、屢遭排擠。他藉由元夕熱鬧與孤高的強烈對比，表明自己不願與世俗同流合污的高潔品格，亦寄託了在黑暗現實中對理想與忠貞不渝的堅守。</w:t>
+      </w:r>
       <w:r>
         <w:rPr>
           <w:rFonts w:hint="eastAsia"/>
           <w:bCs/>
           <w:szCs w:val="28"/>
         </w:rPr>
-        <w:t>作者以含蓄的語言，表現了人物內心的活動。</w:t>
+        <w:t xml:space="preserve">  </w:t>
       </w:r>
     </w:p>
     <w:p>
       <w:pPr>
-        <w:spacing w:after="0" w:line="440" w:lineRule="exact"/>
-        <w:ind w:left="-6" w:right="0" w:hanging="11"/>
-        <w:rPr>
-          <w:bCs/>
-          <w:szCs w:val="28"/>
-        </w:rPr>
-      </w:pPr>
-      <w:r>
-        <w:rPr>
-          <w:rFonts w:hint="eastAsia"/>
-          <w:bCs/>
-          <w:szCs w:val="28"/>
-        </w:rPr>
-        <w:t xml:space="preserve">    </w:t>
-      </w:r>
-      <w:r>
-        <w:rPr>
-          <w:rFonts w:hint="eastAsia"/>
-          <w:bCs/>
-          <w:szCs w:val="28"/>
-        </w:rPr>
-        <w:t>這</w:t>
-      </w:r>
-      <w:proofErr w:type="gramStart"/>
-      <w:r>
-        <w:rPr>
-          <w:rFonts w:hint="eastAsia"/>
-          <w:bCs/>
-          <w:szCs w:val="28"/>
-        </w:rPr>
-        <w:t>首詞先用</w:t>
-      </w:r>
-      <w:proofErr w:type="gramEnd"/>
-      <w:r>
-        <w:rPr>
-          <w:rFonts w:hint="eastAsia"/>
-          <w:bCs/>
-          <w:szCs w:val="28"/>
-        </w:rPr>
-        <w:t>大量筆墨渲染了</w:t>
-      </w:r>
-      <w:proofErr w:type="gramStart"/>
-      <w:r>
-        <w:rPr>
-          <w:rFonts w:hint="eastAsia"/>
-          <w:bCs/>
-          <w:szCs w:val="28"/>
-        </w:rPr>
-        <w:t>元夕的</w:t>
-      </w:r>
-      <w:proofErr w:type="gramEnd"/>
-      <w:r>
-        <w:rPr>
-          <w:rFonts w:hint="eastAsia"/>
-          <w:bCs/>
-          <w:szCs w:val="28"/>
-        </w:rPr>
-        <w:t>熱鬧景</w:t>
-      </w:r>
-      <w:r>
-        <w:rPr>
-          <w:rFonts w:hint="eastAsia"/>
-          <w:bCs/>
-          <w:szCs w:val="28"/>
-        </w:rPr>
-        <w:t>像</w:t>
-      </w:r>
-      <w:r>
-        <w:rPr>
-          <w:rFonts w:hint="eastAsia"/>
-          <w:bCs/>
-          <w:szCs w:val="28"/>
-        </w:rPr>
-        <w:t>，最後突然把筆鋒一轉，以</w:t>
-      </w:r>
-      <w:proofErr w:type="gramStart"/>
-      <w:r>
-        <w:rPr>
-          <w:rFonts w:hint="eastAsia"/>
-          <w:b/>
-          <w:szCs w:val="28"/>
-        </w:rPr>
-        <w:t>冷清</w:t>
-      </w:r>
-      <w:r>
-        <w:rPr>
-          <w:rFonts w:hint="eastAsia"/>
-          <w:bCs/>
-          <w:szCs w:val="28"/>
-        </w:rPr>
-        <w:t>作結</w:t>
-      </w:r>
-      <w:proofErr w:type="gramEnd"/>
-      <w:r>
-        <w:rPr>
-          <w:rFonts w:hint="eastAsia"/>
-          <w:bCs/>
-          <w:szCs w:val="28"/>
-        </w:rPr>
-        <w:t>，形成了鮮明強烈的對比。這種對比，不僅造成了境界上的強烈反差，深化</w:t>
-      </w:r>
-      <w:proofErr w:type="gramStart"/>
-      <w:r>
-        <w:rPr>
-          <w:rFonts w:hint="eastAsia"/>
-          <w:bCs/>
-          <w:szCs w:val="28"/>
-        </w:rPr>
-        <w:t>了全詞的</w:t>
-      </w:r>
-      <w:proofErr w:type="gramEnd"/>
-      <w:r>
-        <w:rPr>
-          <w:rFonts w:hint="eastAsia"/>
-          <w:bCs/>
-          <w:szCs w:val="28"/>
-        </w:rPr>
-        <w:t>意境，而且很好地起到了加強突出人物</w:t>
-      </w:r>
-      <w:r>
-        <w:rPr>
-          <w:rFonts w:hint="eastAsia"/>
-          <w:bCs/>
-          <w:szCs w:val="28"/>
-        </w:rPr>
-        <w:t>形象</w:t>
-      </w:r>
-      <w:r>
-        <w:rPr>
-          <w:rFonts w:hint="eastAsia"/>
-          <w:bCs/>
-          <w:szCs w:val="28"/>
-        </w:rPr>
-        <w:t>的作用。</w:t>
-      </w:r>
-    </w:p>
-    <w:p>
-      <w:pPr>
-        <w:spacing w:after="0" w:line="440" w:lineRule="exact"/>
-        <w:ind w:left="-6" w:right="0" w:hanging="11"/>
-        <w:rPr>
-          <w:bCs/>
-          <w:szCs w:val="28"/>
-        </w:rPr>
-      </w:pPr>
-      <w:r>
-        <w:rPr>
-          <w:rFonts w:hint="eastAsia"/>
-          <w:bCs/>
-          <w:szCs w:val="28"/>
-        </w:rPr>
-        <w:t xml:space="preserve">    </w:t>
-      </w:r>
-      <w:r>
-        <w:rPr>
-          <w:rFonts w:hint="eastAsia"/>
-          <w:bCs/>
-          <w:szCs w:val="28"/>
-        </w:rPr>
-        <w:t>燈火寫得愈熱鬧，則愈顯“那人”的孤高，人寫得愈忘情，愈見“那人”的不同流俗。</w:t>
-      </w:r>
-      <w:r>
-        <w:rPr>
-          <w:bCs/>
-          <w:szCs w:val="28"/>
-        </w:rPr>
-        <w:t xml:space="preserve"> </w:t>
-      </w:r>
-      <w:proofErr w:type="gramStart"/>
-      <w:r>
-        <w:rPr>
-          <w:bCs/>
-          <w:szCs w:val="28"/>
-        </w:rPr>
-        <w:t>全詞就是</w:t>
-      </w:r>
-      <w:proofErr w:type="gramEnd"/>
-      <w:r>
-        <w:rPr>
-          <w:bCs/>
-          <w:szCs w:val="28"/>
-        </w:rPr>
-        <w:t>通過這種強烈的對比手法，反襯出了一個自甘寂寞、</w:t>
-      </w:r>
-      <w:r>
-        <w:rPr>
-          <w:b/>
-          <w:szCs w:val="28"/>
-        </w:rPr>
-        <w:t>獨立不移</w:t>
-      </w:r>
-      <w:r>
-        <w:rPr>
-          <w:bCs/>
-          <w:szCs w:val="28"/>
-        </w:rPr>
-        <w:t>、性格</w:t>
-      </w:r>
-      <w:r>
-        <w:rPr>
-          <w:b/>
-          <w:szCs w:val="28"/>
-        </w:rPr>
-        <w:t>孤</w:t>
-      </w:r>
-      <w:proofErr w:type="gramStart"/>
-      <w:r>
-        <w:rPr>
-          <w:b/>
-          <w:szCs w:val="28"/>
-        </w:rPr>
-        <w:t>介</w:t>
-      </w:r>
-      <w:proofErr w:type="gramEnd"/>
-      <w:r>
-        <w:rPr>
-          <w:bCs/>
-          <w:szCs w:val="28"/>
-        </w:rPr>
-        <w:t>的女性形</w:t>
-      </w:r>
-      <w:r>
-        <w:rPr>
-          <w:bCs/>
-          <w:szCs w:val="28"/>
-        </w:rPr>
-        <w:t>像</w:t>
-      </w:r>
-      <w:r>
-        <w:rPr>
-          <w:bCs/>
-          <w:szCs w:val="28"/>
-        </w:rPr>
-        <w:t>。作者寫這樣</w:t>
-      </w:r>
-      <w:proofErr w:type="gramStart"/>
-      <w:r>
-        <w:rPr>
-          <w:bCs/>
-          <w:szCs w:val="28"/>
-        </w:rPr>
-        <w:t>—個</w:t>
-      </w:r>
-      <w:proofErr w:type="gramEnd"/>
-      <w:r>
-        <w:rPr>
-          <w:bCs/>
-          <w:szCs w:val="28"/>
-        </w:rPr>
-        <w:t>不肯隨波逐流、自甘淡泊的女性</w:t>
-      </w:r>
-      <w:r>
-        <w:rPr>
-          <w:rFonts w:hint="eastAsia"/>
-          <w:bCs/>
-          <w:szCs w:val="28"/>
-        </w:rPr>
-        <w:t>形象</w:t>
-      </w:r>
-      <w:r>
-        <w:rPr>
-          <w:bCs/>
-          <w:szCs w:val="28"/>
-        </w:rPr>
-        <w:t>，是有所寄託的。</w:t>
-      </w:r>
-      <w:r>
-        <w:rPr>
-          <w:bCs/>
-          <w:szCs w:val="28"/>
-          <w:u w:val="single"/>
-        </w:rPr>
-        <w:t>辛棄疾</w:t>
-      </w:r>
-      <w:r>
-        <w:rPr>
-          <w:bCs/>
-          <w:szCs w:val="28"/>
-        </w:rPr>
-        <w:t>力主抗戰，屢受排擠，但他矢志不移，寧可過寂寞的閒居生</w:t>
-      </w:r>
-      <w:r>
-        <w:rPr>
-          <w:bCs/>
-          <w:szCs w:val="28"/>
-        </w:rPr>
-        <w:lastRenderedPageBreak/>
-        <w:t>活，也不肯與投降派同流合污，這首詞是他這種思想的藝術反映。“</w:t>
-      </w:r>
-      <w:r>
-        <w:rPr>
-          <w:rFonts w:hint="eastAsia"/>
-          <w:bCs/>
-          <w:szCs w:val="28"/>
-        </w:rPr>
-        <w:t>衆裏尋他千百度，驀然回首，那人卻在，燈火闌珊處”，歷來也</w:t>
-      </w:r>
-      <w:r>
-        <w:rPr>
-          <w:rFonts w:hint="eastAsia"/>
-          <w:bCs/>
-          <w:szCs w:val="28"/>
-        </w:rPr>
-        <w:t>為</w:t>
-      </w:r>
-      <w:r>
-        <w:rPr>
-          <w:rFonts w:hint="eastAsia"/>
-          <w:bCs/>
-          <w:szCs w:val="28"/>
-        </w:rPr>
-        <w:t>人傳誦。</w:t>
-      </w:r>
-    </w:p>
-    <w:p>
-      <w:pPr>
-        <w:spacing w:after="0" w:line="440" w:lineRule="exact"/>
-        <w:ind w:left="-6" w:right="0" w:hanging="11"/>
-        <w:rPr>
-          <w:szCs w:val="28"/>
-        </w:rPr>
-      </w:pPr>
-      <w:r>
-        <w:rPr>
-          <w:rFonts w:hint="eastAsia"/>
-          <w:bCs/>
-          <w:szCs w:val="28"/>
-        </w:rPr>
-        <w:t xml:space="preserve">    </w:t>
-      </w:r>
-      <w:r>
-        <w:rPr>
-          <w:rFonts w:hint="eastAsia"/>
-          <w:bCs/>
-          <w:szCs w:val="28"/>
-          <w:u w:val="single"/>
-        </w:rPr>
-        <w:t>清</w:t>
-      </w:r>
-      <w:r>
-        <w:rPr>
-          <w:rFonts w:hint="eastAsia"/>
-          <w:bCs/>
-          <w:szCs w:val="28"/>
-        </w:rPr>
-        <w:t xml:space="preserve"> </w:t>
-      </w:r>
-      <w:r>
-        <w:rPr>
-          <w:rFonts w:hint="eastAsia"/>
-          <w:bCs/>
-          <w:szCs w:val="28"/>
-          <w:u w:val="single"/>
-        </w:rPr>
-        <w:t>王國維</w:t>
-      </w:r>
-      <w:r>
-        <w:rPr>
-          <w:rFonts w:hint="eastAsia"/>
-          <w:bCs/>
-          <w:szCs w:val="28"/>
-        </w:rPr>
-        <w:t>在《人間詞話》中說，這三句也是“古今之成大事業、大學問者”，必然經過</w:t>
-      </w:r>
-      <w:proofErr w:type="gramStart"/>
-      <w:r>
-        <w:rPr>
-          <w:rFonts w:hint="eastAsia"/>
-          <w:bCs/>
-          <w:szCs w:val="28"/>
-        </w:rPr>
-        <w:t>三</w:t>
-      </w:r>
-      <w:proofErr w:type="gramEnd"/>
-      <w:r>
-        <w:rPr>
-          <w:rFonts w:hint="eastAsia"/>
-          <w:bCs/>
-          <w:szCs w:val="28"/>
-        </w:rPr>
-        <w:t>境界的第三境，並以此作比喻，對做學問、做人、成事業者，在經歷了第一境界和第二境界之後，</w:t>
-      </w:r>
-      <w:r>
-        <w:rPr>
-          <w:rFonts w:hint="eastAsia"/>
-          <w:bCs/>
-          <w:szCs w:val="28"/>
-        </w:rPr>
-        <w:t>才</w:t>
-      </w:r>
-      <w:r>
-        <w:rPr>
-          <w:rFonts w:hint="eastAsia"/>
-          <w:bCs/>
-          <w:szCs w:val="28"/>
-        </w:rPr>
-        <w:t>能有所發現，自己所追尋的東西往往會在不經意的時候，沒想到的地方出現。</w:t>
-      </w:r>
-      <w:r>
-        <w:rPr>
-          <w:rFonts w:hint="eastAsia"/>
-          <w:szCs w:val="28"/>
-        </w:rPr>
-        <w:t>(資料來源：</w:t>
-      </w:r>
-      <w:hyperlink r:id="rId11" w:history="1">
-        <w:r>
-          <w:rPr>
-            <w:rStyle w:val="a8"/>
-            <w:szCs w:val="28"/>
-          </w:rPr>
-          <w:t>https://bit.ly/3wkBvDd</w:t>
-        </w:r>
-      </w:hyperlink>
-      <w:hyperlink r:id="rId12" w:history="1"/>
-      <w:r>
-        <w:rPr>
-          <w:rFonts w:hint="eastAsia"/>
-          <w:szCs w:val="28"/>
-        </w:rPr>
-        <w:t>)</w:t>
-      </w:r>
-    </w:p>
-    <w:p>
-      <w:pPr>
-        <w:spacing w:beforeLines="100" w:before="240" w:after="0" w:line="400" w:lineRule="exact"/>
+        <w:spacing w:beforeLines="100" w:before="240" w:after="0" w:line="360" w:lineRule="exact"/>
         <w:ind w:left="-6" w:right="0" w:hanging="11"/>
         <w:rPr>
           <w:bCs/>
@@ -2864,82 +1316,59 @@
           <w:ilvl w:val="0"/>
           <w:numId w:val="36"/>
         </w:numPr>
-        <w:spacing w:line="440" w:lineRule="exact"/>
-        <w:ind w:leftChars="0" w:right="0"/>
-        <w:rPr>
-          <w:szCs w:val="28"/>
-        </w:rPr>
-      </w:pPr>
-      <w:r>
-        <w:rPr>
-          <w:rFonts w:hint="eastAsia"/>
-          <w:szCs w:val="28"/>
-        </w:rPr>
-        <w:t>上片：詞的一段稱為「片」，又稱「</w:t>
-      </w:r>
-      <w:proofErr w:type="gramStart"/>
-      <w:r>
-        <w:rPr>
-          <w:rFonts w:hint="eastAsia"/>
-          <w:szCs w:val="28"/>
-        </w:rPr>
-        <w:t>闋</w:t>
-      </w:r>
-      <w:proofErr w:type="gramEnd"/>
-      <w:r>
-        <w:rPr>
-          <w:rFonts w:hint="eastAsia"/>
-          <w:szCs w:val="28"/>
-        </w:rPr>
-        <w:t>」、「遍」。詞多為兩片，故通常稱第一片為「上片」或「上</w:t>
-      </w:r>
-      <w:proofErr w:type="gramStart"/>
-      <w:r>
-        <w:rPr>
-          <w:rFonts w:hint="eastAsia"/>
-          <w:szCs w:val="28"/>
-        </w:rPr>
-        <w:t>闋</w:t>
-      </w:r>
-      <w:proofErr w:type="gramEnd"/>
-      <w:r>
-        <w:rPr>
-          <w:rFonts w:hint="eastAsia"/>
-          <w:szCs w:val="28"/>
-        </w:rPr>
-        <w:t>」，第二片為「過片」、「下片」或「下</w:t>
-      </w:r>
-      <w:proofErr w:type="gramStart"/>
-      <w:r>
-        <w:rPr>
-          <w:rFonts w:hint="eastAsia"/>
-          <w:szCs w:val="28"/>
-        </w:rPr>
-        <w:t>闋</w:t>
-      </w:r>
-      <w:proofErr w:type="gramEnd"/>
-      <w:r>
-        <w:rPr>
-          <w:rFonts w:hint="eastAsia"/>
-          <w:szCs w:val="28"/>
-        </w:rPr>
-        <w:t>」。只有一片的詞稱為「單調」，分上下兩片的詞稱為「</w:t>
-      </w:r>
-      <w:proofErr w:type="gramStart"/>
-      <w:r>
-        <w:rPr>
-          <w:rFonts w:hint="eastAsia"/>
-          <w:szCs w:val="28"/>
-        </w:rPr>
-        <w:t>雙調</w:t>
-      </w:r>
-      <w:proofErr w:type="gramEnd"/>
-      <w:r>
-        <w:rPr>
-          <w:rFonts w:hint="eastAsia"/>
-          <w:szCs w:val="28"/>
-        </w:rPr>
-        <w:t>」，有三片的稱為「三疊」。</w:t>
+        <w:spacing w:after="0" w:line="380" w:lineRule="exact"/>
+        <w:ind w:leftChars="0" w:left="284" w:right="0" w:hanging="284"/>
+        <w:rPr>
+          <w:szCs w:val="28"/>
+        </w:rPr>
+      </w:pPr>
+      <w:r>
+        <w:rPr>
+          <w:szCs w:val="28"/>
+        </w:rPr>
+        <w:t>渲</w:t>
+      </w:r>
+      <w:r>
+        <w:rPr>
+          <w:rFonts w:hint="eastAsia"/>
+          <w:szCs w:val="28"/>
+        </w:rPr>
+        <w:t>（</w:t>
+      </w:r>
+      <w:r>
+        <w:rPr>
+          <w:rFonts w:hint="eastAsia"/>
+          <w:color w:val="EE0000"/>
+          <w:sz w:val="16"/>
+          <w:szCs w:val="16"/>
+        </w:rPr>
+        <w:t>ㄒㄩㄢˋ</w:t>
+      </w:r>
+      <w:r>
+        <w:rPr>
+          <w:rFonts w:hint="eastAsia"/>
+          <w:szCs w:val="28"/>
+        </w:rPr>
+        <w:t>）</w:t>
+      </w:r>
+      <w:r>
+        <w:rPr>
+          <w:szCs w:val="28"/>
+        </w:rPr>
+        <w:t>染</w:t>
+      </w:r>
+      <w:r>
+        <w:rPr>
+          <w:rFonts w:hint="eastAsia"/>
+          <w:szCs w:val="28"/>
+        </w:rPr>
+        <w:t>：</w:t>
+      </w:r>
+      <w:r>
+        <w:rPr>
+          <w:szCs w:val="28"/>
+        </w:rPr>
+        <w:t>原為國畫畫法，指用水墨或顏料烘染畫面；後引申為運用各種筆墨或手法對環境、人物進行鋪陳與描寫。在賞析中指透過對燈火、音樂、車馬的極力描繪，營造出元宵節熱鬧歡騰的整體氛圍。</w:t>
       </w:r>
     </w:p>
     <w:p>
@@ -2949,18 +1378,17 @@
           <w:ilvl w:val="0"/>
           <w:numId w:val="36"/>
         </w:numPr>
-        <w:spacing w:line="440" w:lineRule="exact"/>
-        <w:ind w:leftChars="0" w:right="0"/>
-        <w:rPr>
-          <w:szCs w:val="28"/>
-        </w:rPr>
-      </w:pPr>
-      <w:r>
-        <w:rPr>
-          <w:rFonts w:hint="eastAsia"/>
-          <w:szCs w:val="28"/>
-        </w:rPr>
-        <w:t>眼花撩亂</w:t>
+        <w:spacing w:after="0" w:line="380" w:lineRule="exact"/>
+        <w:ind w:leftChars="0" w:left="284" w:right="0" w:hanging="284"/>
+        <w:rPr>
+          <w:szCs w:val="28"/>
+        </w:rPr>
+      </w:pPr>
+      <w:r>
+        <w:rPr>
+          <w:szCs w:val="28"/>
+        </w:rPr>
+        <w:t>動靜交融</w:t>
       </w:r>
       <w:r>
         <w:rPr>
@@ -2971,43 +1399,9 @@
       </w:r>
       <w:r>
         <w:rPr>
-          <w:rFonts w:hint="eastAsia"/>
-          <w:szCs w:val="28"/>
-        </w:rPr>
-        <w:t>形容眼睛所看到的東西，紛紜</w:t>
-      </w:r>
-      <w:proofErr w:type="gramStart"/>
-      <w:r>
-        <w:rPr>
-          <w:rFonts w:hint="eastAsia"/>
-          <w:szCs w:val="28"/>
-        </w:rPr>
-        <w:t>眾多，</w:t>
-      </w:r>
-      <w:proofErr w:type="gramEnd"/>
-      <w:r>
-        <w:rPr>
-          <w:rFonts w:hint="eastAsia"/>
-          <w:szCs w:val="28"/>
-        </w:rPr>
-        <w:t>目不暇接。</w:t>
-      </w:r>
-    </w:p>
-    <w:p>
-      <w:pPr>
-        <w:pStyle w:val="aa"/>
-        <w:spacing w:line="440" w:lineRule="exact"/>
-        <w:ind w:leftChars="0" w:right="0" w:firstLine="0"/>
-        <w:rPr>
-          <w:szCs w:val="28"/>
-        </w:rPr>
-      </w:pPr>
-      <w:r>
-        <w:rPr>
-          <w:rFonts w:hint="eastAsia"/>
-          <w:szCs w:val="28"/>
-        </w:rPr>
-        <w:t>【例】百貨公司各式各樣的商品，看得他眼花撩亂。</w:t>
+          <w:szCs w:val="28"/>
+        </w:rPr>
+        <w:t>動態的描寫與靜態的刻畫相互交織、融合在一起。一種文學修辭手法。將熱鬧喧囂的動景（如魚龍舞、歡笑聲）與冷清寧靜的靜景（如燈火闌珊處的人）結合，使畫面更有立體感與感染力。</w:t>
       </w:r>
     </w:p>
     <w:p>
@@ -3017,119 +1411,18 @@
           <w:ilvl w:val="0"/>
           <w:numId w:val="36"/>
         </w:numPr>
-        <w:spacing w:line="440" w:lineRule="exact"/>
-        <w:ind w:leftChars="0" w:right="0"/>
-        <w:rPr>
-          <w:szCs w:val="28"/>
-        </w:rPr>
-      </w:pPr>
-      <w:proofErr w:type="gramStart"/>
-      <w:r>
-        <w:rPr>
-          <w:rFonts w:hint="eastAsia"/>
-          <w:szCs w:val="28"/>
-        </w:rPr>
-        <w:t>渲</w:t>
-      </w:r>
-      <w:proofErr w:type="gramEnd"/>
-      <w:r>
-        <w:rPr>
-          <w:rFonts w:hint="eastAsia"/>
-          <w:szCs w:val="28"/>
-        </w:rPr>
-        <w:t>(</w:t>
-      </w:r>
-      <w:proofErr w:type="gramStart"/>
-      <w:r>
-        <w:rPr>
-          <w:rFonts w:hint="eastAsia"/>
-          <w:color w:val="FF0000"/>
-          <w:sz w:val="16"/>
-          <w:szCs w:val="16"/>
-        </w:rPr>
-        <w:t>ㄒㄩㄢˋ</w:t>
-      </w:r>
-      <w:proofErr w:type="gramEnd"/>
-      <w:r>
-        <w:rPr>
-          <w:rFonts w:hint="eastAsia"/>
-          <w:szCs w:val="28"/>
-        </w:rPr>
-        <w:t>)染</w:t>
-      </w:r>
-    </w:p>
-    <w:p>
-      <w:pPr>
-        <w:pStyle w:val="aa"/>
-        <w:numPr>
-          <w:ilvl w:val="0"/>
-          <w:numId w:val="46"/>
-        </w:numPr>
-        <w:spacing w:line="440" w:lineRule="exact"/>
-        <w:ind w:leftChars="0" w:right="0"/>
-        <w:rPr>
-          <w:szCs w:val="28"/>
-        </w:rPr>
-      </w:pPr>
-      <w:r>
-        <w:rPr>
-          <w:szCs w:val="28"/>
-        </w:rPr>
-        <w:t>國畫的一種用色技巧。以水墨或顏料，襯托物像，</w:t>
-      </w:r>
-      <w:proofErr w:type="gramStart"/>
-      <w:r>
-        <w:rPr>
-          <w:szCs w:val="28"/>
-        </w:rPr>
-        <w:t>使分出</w:t>
-      </w:r>
-      <w:proofErr w:type="gramEnd"/>
-      <w:r>
-        <w:rPr>
-          <w:szCs w:val="28"/>
-        </w:rPr>
-        <w:t>陰陽向背的效果。</w:t>
-      </w:r>
-    </w:p>
-    <w:p>
-      <w:pPr>
-        <w:pStyle w:val="aa"/>
-        <w:numPr>
-          <w:ilvl w:val="0"/>
-          <w:numId w:val="46"/>
-        </w:numPr>
-        <w:spacing w:line="440" w:lineRule="exact"/>
-        <w:ind w:leftChars="0" w:right="0"/>
-        <w:rPr>
-          <w:szCs w:val="28"/>
-        </w:rPr>
-      </w:pPr>
-      <w:r>
-        <w:rPr>
-          <w:szCs w:val="28"/>
-        </w:rPr>
-        <w:t>言詞、文字過度吹噓誇大。如：「新聞媒體常有渲染的報導。」</w:t>
-      </w:r>
-    </w:p>
-    <w:p>
-      <w:pPr>
-        <w:pStyle w:val="aa"/>
-        <w:numPr>
-          <w:ilvl w:val="0"/>
-          <w:numId w:val="46"/>
-        </w:numPr>
-        <w:spacing w:line="440" w:lineRule="exact"/>
-        <w:ind w:leftChars="0" w:right="0"/>
-        <w:rPr>
-          <w:szCs w:val="28"/>
-        </w:rPr>
-      </w:pPr>
-      <w:r>
-        <w:rPr>
-          <w:szCs w:val="28"/>
-        </w:rPr>
-        <w:t>一種電影創作的表現手法。它透過對景物、人物、環境的心理、行為，做多方面描寫形容，突出形象，加強藝術效果。</w:t>
+        <w:spacing w:after="0" w:line="380" w:lineRule="exact"/>
+        <w:ind w:leftChars="0" w:left="284" w:right="0" w:hanging="284"/>
+        <w:rPr>
+          <w:szCs w:val="28"/>
+        </w:rPr>
+      </w:pPr>
+      <w:r>
+        <w:rPr>
+          <w:rFonts w:hint="eastAsia"/>
+          <w:szCs w:val="28"/>
+        </w:rPr>
+        <w:t>上片：詞的一段稱為「片」，又稱「闋」、「遍」。詞多為兩片，故通常稱第一片為「上片」或「上闋」，第二片為「過片」、「下片」或「下闋」。只有一片的詞稱為「單調」，分上下兩片的詞稱為「雙調」，有三片的稱為「三疊」。</w:t>
       </w:r>
     </w:p>
     <w:p>
@@ -3139,58 +1432,53 @@
           <w:ilvl w:val="0"/>
           <w:numId w:val="36"/>
         </w:numPr>
-        <w:spacing w:line="440" w:lineRule="exact"/>
-        <w:ind w:leftChars="0" w:right="0"/>
-        <w:rPr>
-          <w:szCs w:val="28"/>
-        </w:rPr>
-      </w:pPr>
-      <w:r>
-        <w:rPr>
-          <w:rFonts w:hint="eastAsia"/>
-          <w:szCs w:val="28"/>
-        </w:rPr>
-        <w:t>仕女</w:t>
-      </w:r>
-    </w:p>
-    <w:p>
-      <w:pPr>
-        <w:pStyle w:val="aa"/>
-        <w:numPr>
-          <w:ilvl w:val="0"/>
-          <w:numId w:val="47"/>
-        </w:numPr>
-        <w:spacing w:line="440" w:lineRule="exact"/>
-        <w:ind w:leftChars="0" w:right="0"/>
-        <w:rPr>
-          <w:szCs w:val="28"/>
-        </w:rPr>
-      </w:pPr>
-      <w:r>
-        <w:rPr>
-          <w:szCs w:val="28"/>
-        </w:rPr>
-        <w:t>官宦人家的女子。</w:t>
-      </w:r>
-    </w:p>
-    <w:p>
-      <w:pPr>
-        <w:pStyle w:val="aa"/>
-        <w:numPr>
-          <w:ilvl w:val="0"/>
-          <w:numId w:val="47"/>
-        </w:numPr>
-        <w:spacing w:line="440" w:lineRule="exact"/>
-        <w:ind w:leftChars="0" w:right="0"/>
-        <w:rPr>
-          <w:szCs w:val="28"/>
-        </w:rPr>
-      </w:pPr>
-      <w:r>
-        <w:rPr>
-          <w:szCs w:val="28"/>
-        </w:rPr>
-        <w:t>以古代貴族婦女或美女為題材的國畫。也作「士女」。</w:t>
+        <w:spacing w:after="0" w:line="380" w:lineRule="exact"/>
+        <w:ind w:leftChars="0" w:left="284" w:right="0" w:hanging="284"/>
+        <w:rPr>
+          <w:szCs w:val="28"/>
+        </w:rPr>
+      </w:pPr>
+      <w:r>
+        <w:rPr>
+          <w:szCs w:val="28"/>
+        </w:rPr>
+        <w:t>璀璨</w:t>
+      </w:r>
+      <w:r>
+        <w:rPr>
+          <w:rFonts w:hint="eastAsia"/>
+          <w:szCs w:val="28"/>
+        </w:rPr>
+        <w:t>（</w:t>
+      </w:r>
+      <w:r>
+        <w:rPr>
+          <w:rFonts w:hint="eastAsia"/>
+          <w:color w:val="EE0000"/>
+          <w:sz w:val="16"/>
+          <w:szCs w:val="16"/>
+        </w:rPr>
+        <w:t>ㄘㄨㄟˇ　ㄘㄢˋ</w:t>
+      </w:r>
+      <w:r>
+        <w:rPr>
+          <w:rFonts w:hint="eastAsia"/>
+          <w:szCs w:val="28"/>
+        </w:rPr>
+        <w:t>）</w:t>
+      </w:r>
+      <w:r>
+        <w:rPr>
+          <w:rFonts w:hint="eastAsia"/>
+          <w:szCs w:val="28"/>
+        </w:rPr>
+        <w:t>：</w:t>
+      </w:r>
+      <w:r>
+        <w:rPr>
+          <w:szCs w:val="28"/>
+        </w:rPr>
+        <w:t>形容光彩奪目、鮮明耀眼。用來形容元宵夜滿城燈火如繁星般閃爍耀眼、極其華麗的視覺景觀。</w:t>
       </w:r>
     </w:p>
     <w:p>
@@ -3200,36 +1488,17 @@
           <w:ilvl w:val="0"/>
           <w:numId w:val="36"/>
         </w:numPr>
-        <w:spacing w:line="440" w:lineRule="exact"/>
-        <w:ind w:leftChars="0" w:right="0"/>
-        <w:rPr>
-          <w:szCs w:val="28"/>
-        </w:rPr>
-      </w:pPr>
-      <w:r>
-        <w:rPr>
-          <w:rFonts w:hint="eastAsia"/>
-          <w:szCs w:val="28"/>
-        </w:rPr>
-        <w:t>熙(</w:t>
-      </w:r>
-      <w:proofErr w:type="gramStart"/>
-      <w:r>
-        <w:rPr>
-          <w:rFonts w:hint="eastAsia"/>
-          <w:color w:val="FF0000"/>
-          <w:sz w:val="16"/>
-          <w:szCs w:val="16"/>
-        </w:rPr>
-        <w:t>ㄒㄧ</w:t>
-      </w:r>
-      <w:proofErr w:type="gramEnd"/>
-      <w:r>
-        <w:rPr>
-          <w:rFonts w:hint="eastAsia"/>
-          <w:szCs w:val="28"/>
-        </w:rPr>
-        <w:t>)熙攘攘</w:t>
+        <w:spacing w:after="0" w:line="380" w:lineRule="exact"/>
+        <w:ind w:leftChars="0" w:left="284" w:right="0" w:hanging="284"/>
+        <w:rPr>
+          <w:szCs w:val="28"/>
+        </w:rPr>
+      </w:pPr>
+      <w:r>
+        <w:rPr>
+          <w:szCs w:val="28"/>
+        </w:rPr>
+        <w:t>遊人如織</w:t>
       </w:r>
       <w:r>
         <w:rPr>
@@ -3240,27 +1509,9 @@
       </w:r>
       <w:r>
         <w:rPr>
-          <w:rFonts w:hint="eastAsia"/>
-          <w:szCs w:val="28"/>
-        </w:rPr>
-        <w:t>形容人來人往，熱鬧擁擠的樣子。</w:t>
-      </w:r>
-    </w:p>
-    <w:p>
-      <w:pPr>
-        <w:pStyle w:val="aa"/>
-        <w:spacing w:line="440" w:lineRule="exact"/>
-        <w:ind w:leftChars="0" w:right="0" w:firstLine="0"/>
-        <w:rPr>
-          <w:szCs w:val="28"/>
-        </w:rPr>
-      </w:pPr>
-      <w:r>
-        <w:rPr>
-          <w:rFonts w:hint="eastAsia"/>
-          <w:szCs w:val="28"/>
-        </w:rPr>
-        <w:t>【例】百貨公司裡熙熙攘攘，到處擠滿了購物的人潮。</w:t>
+          <w:szCs w:val="28"/>
+        </w:rPr>
+        <w:t>觀光或遊玩的人潮多得像織布機上的麻線一樣密密麻麻。形容元宵佳節街上人山人海、熱鬧非凡的盛況。</w:t>
       </w:r>
     </w:p>
     <w:p>
@@ -3270,35 +1521,34 @@
           <w:ilvl w:val="0"/>
           <w:numId w:val="36"/>
         </w:numPr>
-        <w:spacing w:line="440" w:lineRule="exact"/>
-        <w:ind w:leftChars="0" w:right="0"/>
-        <w:rPr>
-          <w:szCs w:val="28"/>
-        </w:rPr>
-      </w:pPr>
-      <w:r>
-        <w:rPr>
-          <w:rFonts w:hint="eastAsia"/>
-          <w:szCs w:val="28"/>
-        </w:rPr>
-        <w:t>冷清：寂靜、冷落。</w:t>
-      </w:r>
-    </w:p>
-    <w:p>
-      <w:pPr>
-        <w:pStyle w:val="aa"/>
-        <w:spacing w:line="440" w:lineRule="exact"/>
-        <w:ind w:leftChars="0" w:right="0" w:firstLine="0"/>
-        <w:rPr>
-          <w:szCs w:val="28"/>
-        </w:rPr>
-      </w:pPr>
-      <w:r>
-        <w:rPr>
-          <w:rFonts w:hint="eastAsia"/>
-          <w:szCs w:val="28"/>
-        </w:rPr>
-        <w:t>【例】自從小弟北上念書，大姐出嫁以後，家裡頓時冷清了不少。</w:t>
+        <w:spacing w:after="0" w:line="380" w:lineRule="exact"/>
+        <w:ind w:leftChars="0" w:left="284" w:right="0" w:hanging="284"/>
+        <w:rPr>
+          <w:spacing w:val="-12"/>
+          <w:szCs w:val="28"/>
+        </w:rPr>
+      </w:pPr>
+      <w:r>
+        <w:rPr>
+          <w:spacing w:val="-12"/>
+          <w:szCs w:val="28"/>
+        </w:rPr>
+        <w:t>車水馬龍</w:t>
+      </w:r>
+      <w:r>
+        <w:rPr>
+          <w:rFonts w:hint="eastAsia"/>
+          <w:spacing w:val="-12"/>
+          <w:szCs w:val="28"/>
+        </w:rPr>
+        <w:t>：</w:t>
+      </w:r>
+      <w:r>
+        <w:rPr>
+          <w:spacing w:val="-12"/>
+          <w:szCs w:val="28"/>
+        </w:rPr>
+        <w:t>車輛多得像流水，馬匹多得像游龍。形容車馬往來不絕，非常繁華熱鬧。</w:t>
       </w:r>
     </w:p>
     <w:p>
@@ -3308,18 +1558,34 @@
           <w:ilvl w:val="0"/>
           <w:numId w:val="36"/>
         </w:numPr>
-        <w:spacing w:line="440" w:lineRule="exact"/>
-        <w:ind w:leftChars="0" w:right="0"/>
-        <w:rPr>
-          <w:szCs w:val="28"/>
-        </w:rPr>
-      </w:pPr>
-      <w:r>
-        <w:rPr>
-          <w:rFonts w:hint="eastAsia"/>
-          <w:szCs w:val="28"/>
-        </w:rPr>
-        <w:t>獨立不移：堅持自己的原則不動搖。</w:t>
+        <w:spacing w:after="0" w:line="380" w:lineRule="exact"/>
+        <w:ind w:leftChars="0" w:left="284" w:right="0" w:hanging="284"/>
+        <w:rPr>
+          <w:spacing w:val="-12"/>
+          <w:szCs w:val="28"/>
+        </w:rPr>
+      </w:pPr>
+      <w:r>
+        <w:rPr>
+          <w:spacing w:val="-12"/>
+          <w:szCs w:val="28"/>
+        </w:rPr>
+        <w:t>勾勒</w:t>
+      </w:r>
+      <w:r>
+        <w:rPr>
+          <w:rFonts w:hint="eastAsia"/>
+          <w:spacing w:val="-12"/>
+          <w:szCs w:val="28"/>
+        </w:rPr>
+        <w:t>：</w:t>
+      </w:r>
+      <w:r>
+        <w:rPr>
+          <w:spacing w:val="-12"/>
+          <w:szCs w:val="28"/>
+        </w:rPr>
+        <w:t>用線條描繪出物體的輪廓；引申為用簡練的文字概括描繪出景象或人物特徵。</w:t>
       </w:r>
     </w:p>
     <w:p>
@@ -3329,53 +1595,249 @@
           <w:ilvl w:val="0"/>
           <w:numId w:val="36"/>
         </w:numPr>
-        <w:spacing w:line="440" w:lineRule="exact"/>
-        <w:ind w:leftChars="0" w:right="0"/>
-        <w:rPr>
-          <w:szCs w:val="28"/>
-        </w:rPr>
-      </w:pPr>
-      <w:r>
-        <w:rPr>
-          <w:rFonts w:hint="eastAsia"/>
-          <w:szCs w:val="28"/>
-        </w:rPr>
-        <w:t>孤</w:t>
-      </w:r>
-      <w:proofErr w:type="gramStart"/>
-      <w:r>
-        <w:rPr>
-          <w:rFonts w:hint="eastAsia"/>
-          <w:szCs w:val="28"/>
-        </w:rPr>
-        <w:t>介</w:t>
-      </w:r>
-      <w:proofErr w:type="gramEnd"/>
-      <w:r>
-        <w:rPr>
-          <w:rFonts w:hint="eastAsia"/>
-          <w:szCs w:val="28"/>
-        </w:rPr>
-        <w:t>：品行清正</w:t>
-      </w:r>
-      <w:proofErr w:type="gramStart"/>
-      <w:r>
-        <w:rPr>
-          <w:rFonts w:hint="eastAsia"/>
-          <w:szCs w:val="28"/>
-        </w:rPr>
-        <w:t>不</w:t>
-      </w:r>
-      <w:proofErr w:type="gramEnd"/>
-      <w:r>
-        <w:rPr>
-          <w:rFonts w:hint="eastAsia"/>
-          <w:szCs w:val="28"/>
-        </w:rPr>
-        <w:t>隨俗。</w:t>
+        <w:spacing w:after="0" w:line="380" w:lineRule="exact"/>
+        <w:ind w:leftChars="0" w:left="284" w:right="0" w:hanging="284"/>
+        <w:rPr>
+          <w:szCs w:val="28"/>
+        </w:rPr>
+      </w:pPr>
+      <w:r>
+        <w:rPr>
+          <w:szCs w:val="28"/>
+        </w:rPr>
+        <w:t>絢</w:t>
+      </w:r>
+      <w:r>
+        <w:rPr>
+          <w:rFonts w:hint="eastAsia"/>
+          <w:szCs w:val="28"/>
+        </w:rPr>
+        <w:t>（</w:t>
+      </w:r>
+      <w:r>
+        <w:rPr>
+          <w:rFonts w:hint="eastAsia"/>
+          <w:color w:val="EE0000"/>
+          <w:sz w:val="16"/>
+          <w:szCs w:val="16"/>
+        </w:rPr>
+        <w:t>ㄒㄩㄢˋ</w:t>
+      </w:r>
+      <w:r>
+        <w:rPr>
+          <w:rFonts w:hint="eastAsia"/>
+          <w:szCs w:val="28"/>
+        </w:rPr>
+        <w:t>）</w:t>
+      </w:r>
+      <w:r>
+        <w:rPr>
+          <w:szCs w:val="28"/>
+        </w:rPr>
+        <w:t>麗</w:t>
+      </w:r>
+      <w:r>
+        <w:rPr>
+          <w:rFonts w:hint="eastAsia"/>
+          <w:szCs w:val="28"/>
+        </w:rPr>
+        <w:t>：</w:t>
+      </w:r>
+      <w:r>
+        <w:rPr>
+          <w:szCs w:val="28"/>
+        </w:rPr>
+        <w:t>燦爛美麗、色彩豐富耀眼。形容遊春女子身上的華服頭飾與滿街花燈相互輝映，極具視覺衝擊的美感。</w:t>
+      </w:r>
+    </w:p>
+    <w:p>
+      <w:pPr>
+        <w:pStyle w:val="aa"/>
+        <w:numPr>
+          <w:ilvl w:val="0"/>
+          <w:numId w:val="36"/>
+        </w:numPr>
+        <w:spacing w:after="0" w:line="380" w:lineRule="exact"/>
+        <w:ind w:leftChars="0" w:left="284" w:right="0" w:hanging="284"/>
+        <w:rPr>
+          <w:szCs w:val="28"/>
+        </w:rPr>
+      </w:pPr>
+      <w:r>
+        <w:rPr>
+          <w:szCs w:val="28"/>
+        </w:rPr>
+        <w:t>鋪墊</w:t>
+      </w:r>
+      <w:r>
+        <w:rPr>
+          <w:rFonts w:hint="eastAsia"/>
+          <w:szCs w:val="28"/>
+        </w:rPr>
+        <w:t>：</w:t>
+      </w:r>
+      <w:r>
+        <w:rPr>
+          <w:szCs w:val="28"/>
+        </w:rPr>
+        <w:t>原指鋪設襯墊物；在寫作上指為了襯托後文的主要人物或事件，預先做的描寫與準備。一種寫作技巧。前面極力描寫滿街女子的絢麗與歡聲笑語，是為了給最後登場、截然不同的「那人」做準備。</w:t>
+      </w:r>
+    </w:p>
+    <w:p>
+      <w:pPr>
+        <w:pStyle w:val="aa"/>
+        <w:numPr>
+          <w:ilvl w:val="0"/>
+          <w:numId w:val="36"/>
+        </w:numPr>
+        <w:spacing w:after="0" w:line="380" w:lineRule="exact"/>
+        <w:ind w:leftChars="0" w:left="284" w:right="0" w:hanging="426"/>
+        <w:rPr>
+          <w:szCs w:val="28"/>
+        </w:rPr>
+      </w:pPr>
+      <w:r>
+        <w:rPr>
+          <w:szCs w:val="28"/>
+        </w:rPr>
+        <w:t>反襯</w:t>
+      </w:r>
+      <w:r>
+        <w:rPr>
+          <w:rFonts w:hint="eastAsia"/>
+          <w:szCs w:val="28"/>
+        </w:rPr>
+        <w:t>：</w:t>
+      </w:r>
+      <w:r>
+        <w:rPr>
+          <w:szCs w:val="28"/>
+        </w:rPr>
+        <w:t>從反面事物來襯托正面事物，使主要事物的特徵更加鮮明突出。用全城的熱鬧繁華與眾女子的俗艷，反襯出「燈火闌珊處」那人的孤高、獨特與不俗。</w:t>
+      </w:r>
+    </w:p>
+    <w:p>
+      <w:pPr>
+        <w:pStyle w:val="aa"/>
+        <w:numPr>
+          <w:ilvl w:val="0"/>
+          <w:numId w:val="36"/>
+        </w:numPr>
+        <w:spacing w:after="0" w:line="380" w:lineRule="exact"/>
+        <w:ind w:leftChars="0" w:left="284" w:right="0" w:hanging="426"/>
+        <w:rPr>
+          <w:szCs w:val="28"/>
+        </w:rPr>
+      </w:pPr>
+      <w:r>
+        <w:rPr>
+          <w:szCs w:val="28"/>
+        </w:rPr>
+        <w:t>偏安一隅</w:t>
+      </w:r>
+      <w:r>
+        <w:rPr>
+          <w:rFonts w:hint="eastAsia"/>
+          <w:szCs w:val="28"/>
+        </w:rPr>
+        <w:t>：</w:t>
+      </w:r>
+      <w:r>
+        <w:rPr>
+          <w:szCs w:val="28"/>
+        </w:rPr>
+        <w:t>偏居於一個角落苟且偷安，指朝廷失去了中原大片土地，僅能控制局部地區。指</w:t>
+      </w:r>
+      <w:r>
+        <w:rPr>
+          <w:szCs w:val="28"/>
+          <w:u w:val="single"/>
+        </w:rPr>
+        <w:t>南宋</w:t>
+      </w:r>
+      <w:r>
+        <w:rPr>
+          <w:szCs w:val="28"/>
+        </w:rPr>
+        <w:t>朝廷放棄收復北方失地，偏安</w:t>
+      </w:r>
+      <w:r>
+        <w:rPr>
+          <w:szCs w:val="28"/>
+          <w:u w:val="single"/>
+        </w:rPr>
+        <w:t>江南</w:t>
+      </w:r>
+      <w:r>
+        <w:rPr>
+          <w:szCs w:val="28"/>
+        </w:rPr>
+        <w:t>、沉溺於眼前虛幻繁華的歷史背景。</w:t>
+      </w:r>
+    </w:p>
+    <w:p>
+      <w:pPr>
+        <w:pStyle w:val="aa"/>
+        <w:numPr>
+          <w:ilvl w:val="0"/>
+          <w:numId w:val="36"/>
+        </w:numPr>
+        <w:spacing w:after="0" w:line="380" w:lineRule="exact"/>
+        <w:ind w:leftChars="0" w:left="284" w:right="0" w:hanging="426"/>
+        <w:rPr>
+          <w:rFonts w:hint="eastAsia"/>
+          <w:szCs w:val="28"/>
+        </w:rPr>
+      </w:pPr>
+      <w:r>
+        <w:rPr>
+          <w:szCs w:val="28"/>
+        </w:rPr>
+        <w:t>不渝（</w:t>
+      </w:r>
+      <w:r>
+        <w:rPr>
+          <w:color w:val="EE0000"/>
+          <w:sz w:val="16"/>
+          <w:szCs w:val="16"/>
+        </w:rPr>
+        <w:t>ㄩˊ</w:t>
+      </w:r>
+      <w:r>
+        <w:rPr>
+          <w:szCs w:val="28"/>
+        </w:rPr>
+        <w:t>）</w:t>
+      </w:r>
+      <w:r>
+        <w:rPr>
+          <w:rFonts w:hint="eastAsia"/>
+          <w:szCs w:val="28"/>
+        </w:rPr>
+        <w:t>：</w:t>
+      </w:r>
+      <w:r>
+        <w:rPr>
+          <w:szCs w:val="28"/>
+        </w:rPr>
+        <w:t>「渝」為改變、違背；「不渝」即永不改變、始終如一。指詞人</w:t>
+      </w:r>
+      <w:r>
+        <w:rPr>
+          <w:szCs w:val="28"/>
+          <w:u w:val="single"/>
+        </w:rPr>
+        <w:t>辛棄疾</w:t>
+      </w:r>
+      <w:r>
+        <w:rPr>
+          <w:szCs w:val="28"/>
+        </w:rPr>
+        <w:t>無論環境如何變化、朝廷如何排擠，依然堅守自己高潔品格與報國理想的堅定信念。</w:t>
       </w:r>
     </w:p>
     <w:sectPr>
+      <w:footerReference w:type="default" r:id="rId8"/>
       <w:pgSz w:w="11906" w:h="16838"/>
       <w:pgMar w:top="567" w:right="851" w:bottom="567" w:left="851" w:header="567" w:footer="0" w:gutter="0"/>
       <w:cols w:space="720"/>
@@ -3386,7 +1848,7 @@
 </file>
 
 <file path=word/endnotes.xml><?xml version="1.0" encoding="utf-8"?>
-<w:endnotes xmlns:wpc="http://schemas.microsoft.com/office/word/2010/wordprocessingCanvas" xmlns:cx="http://schemas.microsoft.com/office/drawing/2014/chartex" xmlns:cx1="http://schemas.microsoft.com/office/drawing/2015/9/8/chartex" xmlns:cx2="http://schemas.microsoft.com/office/drawing/2015/10/21/chartex" xmlns:cx3="http://schemas.microsoft.com/office/drawing/2016/5/9/chartex" xmlns:cx4="http://schemas.microsoft.com/office/drawing/2016/5/10/chartex" xmlns:cx5="http://schemas.microsoft.com/office/drawing/2016/5/11/chartex" xmlns:cx6="http://schemas.microsoft.com/office/drawing/2016/5/12/chartex" xmlns:cx7="http://schemas.microsoft.com/office/drawing/2016/5/13/chartex" xmlns:cx8="http://schemas.microsoft.com/office/drawing/2016/5/14/chartex" xmlns:mc="http://schemas.openxmlformats.org/markup-compatibility/2006" xmlns:aink="http://schemas.microsoft.com/office/drawing/2016/ink" xmlns:am3d="http://schemas.microsoft.com/office/drawing/2017/model3d" xmlns:o="urn:schemas-microsoft-com:office:office" xmlns:oel="http://schemas.microsoft.com/office/2019/extlst" xmlns:r="http://schemas.openxmlformats.org/officeDocument/2006/relationships" xmlns:m="http://schemas.openxmlformats.org/officeDocument/2006/math" xmlns:v="urn:schemas-microsoft-com:vml" xmlns:wp14="http://schemas.microsoft.com/office/word/2010/wordprocessingDrawing" xmlns:wp="http://schemas.openxmlformats.org/drawingml/2006/wordprocessingDrawing" xmlns:w10="urn:schemas-microsoft-com:office:word" xmlns:w="http://schemas.openxmlformats.org/wordprocessingml/2006/main" xmlns:w14="http://schemas.microsoft.com/office/word/2010/wordml" xmlns:w15="http://schemas.microsoft.com/office/word/2012/wordml" xmlns:w16cex="http://schemas.microsoft.com/office/word/2018/wordml/cex" xmlns:w16cid="http://schemas.microsoft.com/office/word/2016/wordml/cid" xmlns:w16="http://schemas.microsoft.com/office/word/2018/wordml" xmlns:w16du="http://schemas.microsoft.com/office/word/2023/wordml/word16du" xmlns:w16sdtdh="http://schemas.microsoft.com/office/word/2020/wordml/sdtdatahash" xmlns:w16se="http://schemas.microsoft.com/office/word/2015/wordml/symex" xmlns:wpg="http://schemas.microsoft.com/office/word/2010/wordprocessingGroup" xmlns:wpi="http://schemas.microsoft.com/office/word/2010/wordprocessingInk" xmlns:wne="http://schemas.microsoft.com/office/word/2006/wordml" xmlns:wps="http://schemas.microsoft.com/office/word/2010/wordprocessingShape" mc:Ignorable="w14 w15 w16se w16cid w16 w16cex w16sdtdh wp14">
+<w:endnotes xmlns:wpc="http://schemas.microsoft.com/office/word/2010/wordprocessingCanvas" xmlns:cx="http://schemas.microsoft.com/office/drawing/2014/chartex" xmlns:cx1="http://schemas.microsoft.com/office/drawing/2015/9/8/chartex" xmlns:cx2="http://schemas.microsoft.com/office/drawing/2015/10/21/chartex" xmlns:cx3="http://schemas.microsoft.com/office/drawing/2016/5/9/chartex" xmlns:cx4="http://schemas.microsoft.com/office/drawing/2016/5/10/chartex" xmlns:cx5="http://schemas.microsoft.com/office/drawing/2016/5/11/chartex" xmlns:cx6="http://schemas.microsoft.com/office/drawing/2016/5/12/chartex" xmlns:cx7="http://schemas.microsoft.com/office/drawing/2016/5/13/chartex" xmlns:cx8="http://schemas.microsoft.com/office/drawing/2016/5/14/chartex" xmlns:mc="http://schemas.openxmlformats.org/markup-compatibility/2006" xmlns:aink="http://schemas.microsoft.com/office/drawing/2016/ink" xmlns:am3d="http://schemas.microsoft.com/office/drawing/2017/model3d" xmlns:o="urn:schemas-microsoft-com:office:office" xmlns:oel="http://schemas.microsoft.com/office/2019/extlst" xmlns:r="http://schemas.openxmlformats.org/officeDocument/2006/relationships" xmlns:m="http://schemas.openxmlformats.org/officeDocument/2006/math" xmlns:v="urn:schemas-microsoft-com:vml" xmlns:wp14="http://schemas.microsoft.com/office/word/2010/wordprocessingDrawing" xmlns:wp="http://schemas.openxmlformats.org/drawingml/2006/wordprocessingDrawing" xmlns:w10="urn:schemas-microsoft-com:office:word" xmlns:w="http://schemas.openxmlformats.org/wordprocessingml/2006/main" xmlns:w14="http://schemas.microsoft.com/office/word/2010/wordml" xmlns:w15="http://schemas.microsoft.com/office/word/2012/wordml" xmlns:w16cex="http://schemas.microsoft.com/office/word/2018/wordml/cex" xmlns:w16cid="http://schemas.microsoft.com/office/word/2016/wordml/cid" xmlns:w16="http://schemas.microsoft.com/office/word/2018/wordml" xmlns:w16du="http://schemas.microsoft.com/office/word/2023/wordml/word16du" xmlns:w16sdtdh="http://schemas.microsoft.com/office/word/2020/wordml/sdtdatahash" xmlns:w16sdtfl="http://schemas.microsoft.com/office/word/2024/wordml/sdtformatlock" xmlns:w16se="http://schemas.microsoft.com/office/word/2015/wordml/symex" xmlns:wpg="http://schemas.microsoft.com/office/word/2010/wordprocessingGroup" xmlns:wpi="http://schemas.microsoft.com/office/word/2010/wordprocessingInk" xmlns:wne="http://schemas.microsoft.com/office/word/2006/wordml" xmlns:wps="http://schemas.microsoft.com/office/word/2010/wordprocessingShape" mc:Ignorable="w14 w15 w16se w16cid w16 w16cex w16sdtdh w16sdtfl w16du wp14">
   <w:endnote w:type="separator" w:id="-1">
     <w:p>
       <w:pPr>
@@ -3411,7 +1873,7 @@
 </file>
 
 <file path=word/footer1.xml><?xml version="1.0" encoding="utf-8"?>
-<w:ftr xmlns:wpc="http://schemas.microsoft.com/office/word/2010/wordprocessingCanvas" xmlns:cx="http://schemas.microsoft.com/office/drawing/2014/chartex" xmlns:cx1="http://schemas.microsoft.com/office/drawing/2015/9/8/chartex" xmlns:cx2="http://schemas.microsoft.com/office/drawing/2015/10/21/chartex" xmlns:cx3="http://schemas.microsoft.com/office/drawing/2016/5/9/chartex" xmlns:cx4="http://schemas.microsoft.com/office/drawing/2016/5/10/chartex" xmlns:cx5="http://schemas.microsoft.com/office/drawing/2016/5/11/chartex" xmlns:cx6="http://schemas.microsoft.com/office/drawing/2016/5/12/chartex" xmlns:cx7="http://schemas.microsoft.com/office/drawing/2016/5/13/chartex" xmlns:cx8="http://schemas.microsoft.com/office/drawing/2016/5/14/chartex" xmlns:mc="http://schemas.openxmlformats.org/markup-compatibility/2006" xmlns:aink="http://schemas.microsoft.com/office/drawing/2016/ink" xmlns:am3d="http://schemas.microsoft.com/office/drawing/2017/model3d" xmlns:o="urn:schemas-microsoft-com:office:office" xmlns:oel="http://schemas.microsoft.com/office/2019/extlst" xmlns:r="http://schemas.openxmlformats.org/officeDocument/2006/relationships" xmlns:m="http://schemas.openxmlformats.org/officeDocument/2006/math" xmlns:v="urn:schemas-microsoft-com:vml" xmlns:wp14="http://schemas.microsoft.com/office/word/2010/wordprocessingDrawing" xmlns:wp="http://schemas.openxmlformats.org/drawingml/2006/wordprocessingDrawing" xmlns:w10="urn:schemas-microsoft-com:office:word" xmlns:w="http://schemas.openxmlformats.org/wordprocessingml/2006/main" xmlns:w14="http://schemas.microsoft.com/office/word/2010/wordml" xmlns:w15="http://schemas.microsoft.com/office/word/2012/wordml" xmlns:w16cex="http://schemas.microsoft.com/office/word/2018/wordml/cex" xmlns:w16cid="http://schemas.microsoft.com/office/word/2016/wordml/cid" xmlns:w16="http://schemas.microsoft.com/office/word/2018/wordml" xmlns:w16du="http://schemas.microsoft.com/office/word/2023/wordml/word16du" xmlns:w16sdtdh="http://schemas.microsoft.com/office/word/2020/wordml/sdtdatahash" xmlns:w16se="http://schemas.microsoft.com/office/word/2015/wordml/symex" xmlns:wpg="http://schemas.microsoft.com/office/word/2010/wordprocessingGroup" xmlns:wpi="http://schemas.microsoft.com/office/word/2010/wordprocessingInk" xmlns:wne="http://schemas.microsoft.com/office/word/2006/wordml" xmlns:wps="http://schemas.microsoft.com/office/word/2010/wordprocessingShape" mc:Ignorable="w14 w15 w16se w16cid w16 w16cex w16sdtdh wp14">
+<w:ftr xmlns:wpc="http://schemas.microsoft.com/office/word/2010/wordprocessingCanvas" xmlns:cx="http://schemas.microsoft.com/office/drawing/2014/chartex" xmlns:cx1="http://schemas.microsoft.com/office/drawing/2015/9/8/chartex" xmlns:cx2="http://schemas.microsoft.com/office/drawing/2015/10/21/chartex" xmlns:cx3="http://schemas.microsoft.com/office/drawing/2016/5/9/chartex" xmlns:cx4="http://schemas.microsoft.com/office/drawing/2016/5/10/chartex" xmlns:cx5="http://schemas.microsoft.com/office/drawing/2016/5/11/chartex" xmlns:cx6="http://schemas.microsoft.com/office/drawing/2016/5/12/chartex" xmlns:cx7="http://schemas.microsoft.com/office/drawing/2016/5/13/chartex" xmlns:cx8="http://schemas.microsoft.com/office/drawing/2016/5/14/chartex" xmlns:mc="http://schemas.openxmlformats.org/markup-compatibility/2006" xmlns:aink="http://schemas.microsoft.com/office/drawing/2016/ink" xmlns:am3d="http://schemas.microsoft.com/office/drawing/2017/model3d" xmlns:o="urn:schemas-microsoft-com:office:office" xmlns:oel="http://schemas.microsoft.com/office/2019/extlst" xmlns:r="http://schemas.openxmlformats.org/officeDocument/2006/relationships" xmlns:m="http://schemas.openxmlformats.org/officeDocument/2006/math" xmlns:v="urn:schemas-microsoft-com:vml" xmlns:wp14="http://schemas.microsoft.com/office/word/2010/wordprocessingDrawing" xmlns:wp="http://schemas.openxmlformats.org/drawingml/2006/wordprocessingDrawing" xmlns:w10="urn:schemas-microsoft-com:office:word" xmlns:w="http://schemas.openxmlformats.org/wordprocessingml/2006/main" xmlns:w14="http://schemas.microsoft.com/office/word/2010/wordml" xmlns:w15="http://schemas.microsoft.com/office/word/2012/wordml" xmlns:w16cex="http://schemas.microsoft.com/office/word/2018/wordml/cex" xmlns:w16cid="http://schemas.microsoft.com/office/word/2016/wordml/cid" xmlns:w16="http://schemas.microsoft.com/office/word/2018/wordml" xmlns:w16du="http://schemas.microsoft.com/office/word/2023/wordml/word16du" xmlns:w16sdtdh="http://schemas.microsoft.com/office/word/2020/wordml/sdtdatahash" xmlns:w16sdtfl="http://schemas.microsoft.com/office/word/2024/wordml/sdtformatlock" xmlns:w16se="http://schemas.microsoft.com/office/word/2015/wordml/symex" xmlns:wpg="http://schemas.microsoft.com/office/word/2010/wordprocessingGroup" xmlns:wpi="http://schemas.microsoft.com/office/word/2010/wordprocessingInk" xmlns:wne="http://schemas.microsoft.com/office/word/2006/wordml" xmlns:wps="http://schemas.microsoft.com/office/word/2010/wordprocessingShape" mc:Ignorable="w14 w15 w16se w16cid w16 w16cex w16sdtdh w16sdtfl w16du wp14">
   <w:sdt>
     <w:sdtPr>
       <w:id w:val="1495451635"/>
@@ -3424,6 +1886,7 @@
       <w:p>
         <w:pPr>
           <w:pStyle w:val="a6"/>
+          <w:ind w:right="-2"/>
           <w:jc w:val="right"/>
         </w:pPr>
         <w:r>
@@ -3465,7 +1928,7 @@
 </file>
 
 <file path=word/footnotes.xml><?xml version="1.0" encoding="utf-8"?>
-<w:footnotes xmlns:wpc="http://schemas.microsoft.com/office/word/2010/wordprocessingCanvas" xmlns:cx="http://schemas.microsoft.com/office/drawing/2014/chartex" xmlns:cx1="http://schemas.microsoft.com/office/drawing/2015/9/8/chartex" xmlns:cx2="http://schemas.microsoft.com/office/drawing/2015/10/21/chartex" xmlns:cx3="http://schemas.microsoft.com/office/drawing/2016/5/9/chartex" xmlns:cx4="http://schemas.microsoft.com/office/drawing/2016/5/10/chartex" xmlns:cx5="http://schemas.microsoft.com/office/drawing/2016/5/11/chartex" xmlns:cx6="http://schemas.microsoft.com/office/drawing/2016/5/12/chartex" xmlns:cx7="http://schemas.microsoft.com/office/drawing/2016/5/13/chartex" xmlns:cx8="http://schemas.microsoft.com/office/drawing/2016/5/14/chartex" xmlns:mc="http://schemas.openxmlformats.org/markup-compatibility/2006" xmlns:aink="http://schemas.microsoft.com/office/drawing/2016/ink" xmlns:am3d="http://schemas.microsoft.com/office/drawing/2017/model3d" xmlns:o="urn:schemas-microsoft-com:office:office" xmlns:oel="http://schemas.microsoft.com/office/2019/extlst" xmlns:r="http://schemas.openxmlformats.org/officeDocument/2006/relationships" xmlns:m="http://schemas.openxmlformats.org/officeDocument/2006/math" xmlns:v="urn:schemas-microsoft-com:vml" xmlns:wp14="http://schemas.microsoft.com/office/word/2010/wordprocessingDrawing" xmlns:wp="http://schemas.openxmlformats.org/drawingml/2006/wordprocessingDrawing" xmlns:w10="urn:schemas-microsoft-com:office:word" xmlns:w="http://schemas.openxmlformats.org/wordprocessingml/2006/main" xmlns:w14="http://schemas.microsoft.com/office/word/2010/wordml" xmlns:w15="http://schemas.microsoft.com/office/word/2012/wordml" xmlns:w16cex="http://schemas.microsoft.com/office/word/2018/wordml/cex" xmlns:w16cid="http://schemas.microsoft.com/office/word/2016/wordml/cid" xmlns:w16="http://schemas.microsoft.com/office/word/2018/wordml" xmlns:w16du="http://schemas.microsoft.com/office/word/2023/wordml/word16du" xmlns:w16sdtdh="http://schemas.microsoft.com/office/word/2020/wordml/sdtdatahash" xmlns:w16se="http://schemas.microsoft.com/office/word/2015/wordml/symex" xmlns:wpg="http://schemas.microsoft.com/office/word/2010/wordprocessingGroup" xmlns:wpi="http://schemas.microsoft.com/office/word/2010/wordprocessingInk" xmlns:wne="http://schemas.microsoft.com/office/word/2006/wordml" xmlns:wps="http://schemas.microsoft.com/office/word/2010/wordprocessingShape" mc:Ignorable="w14 w15 w16se w16cid w16 w16cex w16sdtdh wp14">
+<w:footnotes xmlns:wpc="http://schemas.microsoft.com/office/word/2010/wordprocessingCanvas" xmlns:cx="http://schemas.microsoft.com/office/drawing/2014/chartex" xmlns:cx1="http://schemas.microsoft.com/office/drawing/2015/9/8/chartex" xmlns:cx2="http://schemas.microsoft.com/office/drawing/2015/10/21/chartex" xmlns:cx3="http://schemas.microsoft.com/office/drawing/2016/5/9/chartex" xmlns:cx4="http://schemas.microsoft.com/office/drawing/2016/5/10/chartex" xmlns:cx5="http://schemas.microsoft.com/office/drawing/2016/5/11/chartex" xmlns:cx6="http://schemas.microsoft.com/office/drawing/2016/5/12/chartex" xmlns:cx7="http://schemas.microsoft.com/office/drawing/2016/5/13/chartex" xmlns:cx8="http://schemas.microsoft.com/office/drawing/2016/5/14/chartex" xmlns:mc="http://schemas.openxmlformats.org/markup-compatibility/2006" xmlns:aink="http://schemas.microsoft.com/office/drawing/2016/ink" xmlns:am3d="http://schemas.microsoft.com/office/drawing/2017/model3d" xmlns:o="urn:schemas-microsoft-com:office:office" xmlns:oel="http://schemas.microsoft.com/office/2019/extlst" xmlns:r="http://schemas.openxmlformats.org/officeDocument/2006/relationships" xmlns:m="http://schemas.openxmlformats.org/officeDocument/2006/math" xmlns:v="urn:schemas-microsoft-com:vml" xmlns:wp14="http://schemas.microsoft.com/office/word/2010/wordprocessingDrawing" xmlns:wp="http://schemas.openxmlformats.org/drawingml/2006/wordprocessingDrawing" xmlns:w10="urn:schemas-microsoft-com:office:word" xmlns:w="http://schemas.openxmlformats.org/wordprocessingml/2006/main" xmlns:w14="http://schemas.microsoft.com/office/word/2010/wordml" xmlns:w15="http://schemas.microsoft.com/office/word/2012/wordml" xmlns:w16cex="http://schemas.microsoft.com/office/word/2018/wordml/cex" xmlns:w16cid="http://schemas.microsoft.com/office/word/2016/wordml/cid" xmlns:w16="http://schemas.microsoft.com/office/word/2018/wordml" xmlns:w16du="http://schemas.microsoft.com/office/word/2023/wordml/word16du" xmlns:w16sdtdh="http://schemas.microsoft.com/office/word/2020/wordml/sdtdatahash" xmlns:w16sdtfl="http://schemas.microsoft.com/office/word/2024/wordml/sdtformatlock" xmlns:w16se="http://schemas.microsoft.com/office/word/2015/wordml/symex" xmlns:wpg="http://schemas.microsoft.com/office/word/2010/wordprocessingGroup" xmlns:wpi="http://schemas.microsoft.com/office/word/2010/wordprocessingInk" xmlns:wne="http://schemas.microsoft.com/office/word/2006/wordml" xmlns:wps="http://schemas.microsoft.com/office/word/2010/wordprocessingShape" mc:Ignorable="w14 w15 w16se w16cid w16 w16cex w16sdtdh w16sdtfl w16du wp14">
   <w:footnote w:type="separator" w:id="-1">
     <w:p>
       <w:pPr>
@@ -3490,7 +1953,7 @@
 </file>
 
 <file path=word/numbering.xml><?xml version="1.0" encoding="utf-8"?>
-<w:numbering xmlns:wpc="http://schemas.microsoft.com/office/word/2010/wordprocessingCanvas" xmlns:cx="http://schemas.microsoft.com/office/drawing/2014/chartex" xmlns:cx1="http://schemas.microsoft.com/office/drawing/2015/9/8/chartex" xmlns:cx2="http://schemas.microsoft.com/office/drawing/2015/10/21/chartex" xmlns:cx3="http://schemas.microsoft.com/office/drawing/2016/5/9/chartex" xmlns:cx4="http://schemas.microsoft.com/office/drawing/2016/5/10/chartex" xmlns:cx5="http://schemas.microsoft.com/office/drawing/2016/5/11/chartex" xmlns:cx6="http://schemas.microsoft.com/office/drawing/2016/5/12/chartex" xmlns:cx7="http://schemas.microsoft.com/office/drawing/2016/5/13/chartex" xmlns:cx8="http://schemas.microsoft.com/office/drawing/2016/5/14/chartex" xmlns:mc="http://schemas.openxmlformats.org/markup-compatibility/2006" xmlns:aink="http://schemas.microsoft.com/office/drawing/2016/ink" xmlns:am3d="http://schemas.microsoft.com/office/drawing/2017/model3d" xmlns:o="urn:schemas-microsoft-com:office:office" xmlns:oel="http://schemas.microsoft.com/office/2019/extlst" xmlns:r="http://schemas.openxmlformats.org/officeDocument/2006/relationships" xmlns:m="http://schemas.openxmlformats.org/officeDocument/2006/math" xmlns:v="urn:schemas-microsoft-com:vml" xmlns:wp14="http://schemas.microsoft.com/office/word/2010/wordprocessingDrawing" xmlns:wp="http://schemas.openxmlformats.org/drawingml/2006/wordprocessingDrawing" xmlns:w10="urn:schemas-microsoft-com:office:word" xmlns:w="http://schemas.openxmlformats.org/wordprocessingml/2006/main" xmlns:w14="http://schemas.microsoft.com/office/word/2010/wordml" xmlns:w15="http://schemas.microsoft.com/office/word/2012/wordml" xmlns:w16cex="http://schemas.microsoft.com/office/word/2018/wordml/cex" xmlns:w16cid="http://schemas.microsoft.com/office/word/2016/wordml/cid" xmlns:w16="http://schemas.microsoft.com/office/word/2018/wordml" xmlns:w16du="http://schemas.microsoft.com/office/word/2023/wordml/word16du" xmlns:w16sdtdh="http://schemas.microsoft.com/office/word/2020/wordml/sdtdatahash" xmlns:w16se="http://schemas.microsoft.com/office/word/2015/wordml/symex" xmlns:wpg="http://schemas.microsoft.com/office/word/2010/wordprocessingGroup" xmlns:wpi="http://schemas.microsoft.com/office/word/2010/wordprocessingInk" xmlns:wne="http://schemas.microsoft.com/office/word/2006/wordml" xmlns:wps="http://schemas.microsoft.com/office/word/2010/wordprocessingShape" mc:Ignorable="w14 w15 w16se w16cid w16 w16cex w16sdtdh wp14">
+<w:numbering xmlns:wpc="http://schemas.microsoft.com/office/word/2010/wordprocessingCanvas" xmlns:cx="http://schemas.microsoft.com/office/drawing/2014/chartex" xmlns:cx1="http://schemas.microsoft.com/office/drawing/2015/9/8/chartex" xmlns:cx2="http://schemas.microsoft.com/office/drawing/2015/10/21/chartex" xmlns:cx3="http://schemas.microsoft.com/office/drawing/2016/5/9/chartex" xmlns:cx4="http://schemas.microsoft.com/office/drawing/2016/5/10/chartex" xmlns:cx5="http://schemas.microsoft.com/office/drawing/2016/5/11/chartex" xmlns:cx6="http://schemas.microsoft.com/office/drawing/2016/5/12/chartex" xmlns:cx7="http://schemas.microsoft.com/office/drawing/2016/5/13/chartex" xmlns:cx8="http://schemas.microsoft.com/office/drawing/2016/5/14/chartex" xmlns:mc="http://schemas.openxmlformats.org/markup-compatibility/2006" xmlns:aink="http://schemas.microsoft.com/office/drawing/2016/ink" xmlns:am3d="http://schemas.microsoft.com/office/drawing/2017/model3d" xmlns:o="urn:schemas-microsoft-com:office:office" xmlns:oel="http://schemas.microsoft.com/office/2019/extlst" xmlns:r="http://schemas.openxmlformats.org/officeDocument/2006/relationships" xmlns:m="http://schemas.openxmlformats.org/officeDocument/2006/math" xmlns:v="urn:schemas-microsoft-com:vml" xmlns:wp14="http://schemas.microsoft.com/office/word/2010/wordprocessingDrawing" xmlns:wp="http://schemas.openxmlformats.org/drawingml/2006/wordprocessingDrawing" xmlns:w10="urn:schemas-microsoft-com:office:word" xmlns:w="http://schemas.openxmlformats.org/wordprocessingml/2006/main" xmlns:w14="http://schemas.microsoft.com/office/word/2010/wordml" xmlns:w15="http://schemas.microsoft.com/office/word/2012/wordml" xmlns:w16cex="http://schemas.microsoft.com/office/word/2018/wordml/cex" xmlns:w16cid="http://schemas.microsoft.com/office/word/2016/wordml/cid" xmlns:w16="http://schemas.microsoft.com/office/word/2018/wordml" xmlns:w16du="http://schemas.microsoft.com/office/word/2023/wordml/word16du" xmlns:w16sdtdh="http://schemas.microsoft.com/office/word/2020/wordml/sdtdatahash" xmlns:w16sdtfl="http://schemas.microsoft.com/office/word/2024/wordml/sdtformatlock" xmlns:w16se="http://schemas.microsoft.com/office/word/2015/wordml/symex" xmlns:wpg="http://schemas.microsoft.com/office/word/2010/wordprocessingGroup" xmlns:wpi="http://schemas.microsoft.com/office/word/2010/wordprocessingInk" xmlns:wne="http://schemas.microsoft.com/office/word/2006/wordml" xmlns:wps="http://schemas.microsoft.com/office/word/2010/wordprocessingShape" mc:Ignorable="w14 w15 w16se w16cid w16 w16cex w16sdtdh w16sdtfl w16du wp14">
   <w:abstractNum w:abstractNumId="0" w15:restartNumberingAfterBreak="0">
     <w:nsid w:val="FFFFFF89"/>
     <w:multiLevelType w:val="singleLevel"/>
@@ -5939,7 +4402,7 @@
   <w:abstractNum w:abstractNumId="25" w15:restartNumberingAfterBreak="0">
     <w:nsid w:val="3B9C0B88"/>
     <w:multiLevelType w:val="hybridMultilevel"/>
-    <w:tmpl w:val="A678EB62"/>
+    <w:tmpl w:val="47E21D74"/>
     <w:lvl w:ilvl="0" w:tplc="0409000F">
       <w:start w:val="1"/>
       <w:numFmt w:val="decimal"/>
@@ -8282,7 +6745,7 @@
 </file>
 
 <file path=word/styles.xml><?xml version="1.0" encoding="utf-8"?>
-<w:styles xmlns:mc="http://schemas.openxmlformats.org/markup-compatibility/2006" xmlns:r="http://schemas.openxmlformats.org/officeDocument/2006/relationships" xmlns:w="http://schemas.openxmlformats.org/wordprocessingml/2006/main" xmlns:w14="http://schemas.microsoft.com/office/word/2010/wordml" xmlns:w15="http://schemas.microsoft.com/office/word/2012/wordml" xmlns:w16cex="http://schemas.microsoft.com/office/word/2018/wordml/cex" xmlns:w16cid="http://schemas.microsoft.com/office/word/2016/wordml/cid" xmlns:w16="http://schemas.microsoft.com/office/word/2018/wordml" xmlns:w16sdtdh="http://schemas.microsoft.com/office/word/2020/wordml/sdtdatahash" xmlns:w16se="http://schemas.microsoft.com/office/word/2015/wordml/symex" mc:Ignorable="w14 w15 w16se w16cid w16 w16cex w16sdtdh">
+<w:styles xmlns:mc="http://schemas.openxmlformats.org/markup-compatibility/2006" xmlns:r="http://schemas.openxmlformats.org/officeDocument/2006/relationships" xmlns:w="http://schemas.openxmlformats.org/wordprocessingml/2006/main" xmlns:w14="http://schemas.microsoft.com/office/word/2010/wordml" xmlns:w15="http://schemas.microsoft.com/office/word/2012/wordml" xmlns:w16cex="http://schemas.microsoft.com/office/word/2018/wordml/cex" xmlns:w16cid="http://schemas.microsoft.com/office/word/2016/wordml/cid" xmlns:w16="http://schemas.microsoft.com/office/word/2018/wordml" xmlns:w16du="http://schemas.microsoft.com/office/word/2023/wordml/word16du" xmlns:w16sdtdh="http://schemas.microsoft.com/office/word/2020/wordml/sdtdatahash" xmlns:w16sdtfl="http://schemas.microsoft.com/office/word/2024/wordml/sdtformatlock" xmlns:w16se="http://schemas.microsoft.com/office/word/2015/wordml/symex" mc:Ignorable="w14 w15 w16se w16cid w16 w16cex w16sdtdh w16sdtfl w16du">
   <w:docDefaults>
     <w:rPrDefault>
       <w:rPr>
